--- a/PR1.docx
+++ b/PR1.docx
@@ -25,15 +25,12 @@
         <w:t>метрах, после чего вычисляет индекс массы тела.</w:t>
       </w:r>
     </w:p>
-    <w:p>
-      <w:pPr>
-        <w:rPr>
-          <w:lang w:val="en-US"/>
-        </w:rPr>
-      </w:pPr>
-    </w:p>
-    <w:p>
-      <w:r>
+    <w:p/>
+    <w:p>
+      <w:r>
+        <w:rPr>
+          <w:noProof/>
+        </w:rPr>
         <w:drawing>
           <wp:inline distT="0" distB="0" distL="0" distR="0" wp14:anchorId="55A260F2" wp14:editId="534191EF">
             <wp:extent cx="5940425" cy="4305935"/>
@@ -50,7 +47,7 @@
                     <pic:cNvPicPr/>
                   </pic:nvPicPr>
                   <pic:blipFill>
-                    <a:blip r:embed="rId4"/>
+                    <a:blip r:embed="rId6"/>
                     <a:stretch>
                       <a:fillRect/>
                     </a:stretch>
@@ -402,6 +399,9 @@
         <w:jc w:val="center"/>
       </w:pPr>
       <w:r>
+        <w:rPr>
+          <w:noProof/>
+        </w:rPr>
         <w:lastRenderedPageBreak/>
         <w:drawing>
           <wp:inline distT="0" distB="0" distL="0" distR="0" wp14:anchorId="21FBC5AD" wp14:editId="5F9E01EB">
@@ -419,7 +419,7 @@
                     <pic:cNvPicPr/>
                   </pic:nvPicPr>
                   <pic:blipFill>
-                    <a:blip r:embed="rId5"/>
+                    <a:blip r:embed="rId7"/>
                     <a:stretch>
                       <a:fillRect/>
                     </a:stretch>
@@ -445,16 +445,10 @@
         <w:jc w:val="center"/>
       </w:pPr>
       <w:r>
-        <w:t xml:space="preserve">Рисунок </w:t>
-      </w:r>
-      <w:r>
-        <w:t xml:space="preserve">2. </w:t>
-      </w:r>
-      <w:r>
-        <w:t>Пример кода №</w:t>
-      </w:r>
-      <w:r>
-        <w:t>2</w:t>
+        <w:t xml:space="preserve">Рисунок 2. </w:t>
+      </w:r>
+      <w:r>
+        <w:t>Пример кода №2</w:t>
       </w:r>
       <w:r>
         <w:t xml:space="preserve"> </w:t>
@@ -478,6 +472,9 @@
         <w:jc w:val="center"/>
       </w:pPr>
       <w:r>
+        <w:rPr>
+          <w:noProof/>
+        </w:rPr>
         <w:drawing>
           <wp:inline distT="0" distB="0" distL="0" distR="0" wp14:anchorId="71DE01A2" wp14:editId="5F61FDE0">
             <wp:extent cx="5940425" cy="1002665"/>
@@ -494,7 +491,7 @@
                     <pic:cNvPicPr/>
                   </pic:nvPicPr>
                   <pic:blipFill>
-                    <a:blip r:embed="rId6"/>
+                    <a:blip r:embed="rId8"/>
                     <a:stretch>
                       <a:fillRect/>
                     </a:stretch>
@@ -531,10 +528,7 @@
       </w:r>
       <w:proofErr w:type="gramEnd"/>
       <w:r>
-        <w:t xml:space="preserve"> кода №</w:t>
-      </w:r>
-      <w:r>
-        <w:t>3</w:t>
+        <w:t xml:space="preserve"> кода №3</w:t>
       </w:r>
       <w:r>
         <w:t xml:space="preserve"> </w:t>
@@ -546,6 +540,2669 @@
     <w:p>
       <w:pPr>
         <w:jc w:val="center"/>
+      </w:pPr>
+    </w:p>
+    <w:p>
+      <w:pPr>
+        <w:jc w:val="center"/>
+      </w:pPr>
+      <w:r>
+        <w:t xml:space="preserve">Контрольные вопросы </w:t>
+      </w:r>
+    </w:p>
+    <w:p>
+      <w:pPr>
+        <w:spacing w:after="0"/>
+        <w:jc w:val="both"/>
+        <w:rPr>
+          <w:rFonts w:ascii="Times New Roman" w:hAnsi="Times New Roman" w:cs="Times New Roman"/>
+          <w:sz w:val="24"/>
+          <w:szCs w:val="24"/>
+        </w:rPr>
+      </w:pPr>
+      <w:r>
+        <w:rPr>
+          <w:rFonts w:ascii="Times New Roman" w:hAnsi="Times New Roman" w:cs="Times New Roman"/>
+          <w:sz w:val="24"/>
+          <w:szCs w:val="24"/>
+        </w:rPr>
+        <w:t xml:space="preserve">1. </w:t>
+      </w:r>
+      <w:r>
+        <w:rPr>
+          <w:rFonts w:ascii="Times New Roman" w:hAnsi="Times New Roman" w:cs="Times New Roman"/>
+          <w:sz w:val="24"/>
+          <w:szCs w:val="24"/>
+        </w:rPr>
+        <w:t xml:space="preserve">Что представляет собой язык программирования </w:t>
+      </w:r>
+      <w:proofErr w:type="spellStart"/>
+      <w:r>
+        <w:rPr>
+          <w:rFonts w:ascii="Times New Roman" w:hAnsi="Times New Roman" w:cs="Times New Roman"/>
+          <w:sz w:val="24"/>
+          <w:szCs w:val="24"/>
+        </w:rPr>
+        <w:t>Kotlin</w:t>
+      </w:r>
+      <w:proofErr w:type="spellEnd"/>
+      <w:r>
+        <w:rPr>
+          <w:rFonts w:ascii="Times New Roman" w:hAnsi="Times New Roman" w:cs="Times New Roman"/>
+          <w:sz w:val="24"/>
+          <w:szCs w:val="24"/>
+        </w:rPr>
+        <w:t xml:space="preserve"> и почему он широко</w:t>
+      </w:r>
+    </w:p>
+    <w:p>
+      <w:pPr>
+        <w:spacing w:after="0"/>
+        <w:jc w:val="both"/>
+        <w:rPr>
+          <w:rFonts w:ascii="Times New Roman" w:hAnsi="Times New Roman" w:cs="Times New Roman"/>
+          <w:sz w:val="24"/>
+          <w:szCs w:val="24"/>
+        </w:rPr>
+      </w:pPr>
+      <w:r>
+        <w:rPr>
+          <w:rFonts w:ascii="Times New Roman" w:hAnsi="Times New Roman" w:cs="Times New Roman"/>
+          <w:sz w:val="24"/>
+          <w:szCs w:val="24"/>
+        </w:rPr>
+        <w:t>используется в разработке мобильных приложений?</w:t>
+      </w:r>
+    </w:p>
+    <w:p/>
+    <w:p>
+      <w:pPr>
+        <w:spacing w:after="0"/>
+        <w:jc w:val="both"/>
+        <w:rPr>
+          <w:rFonts w:ascii="Times New Roman" w:hAnsi="Times New Roman" w:cs="Times New Roman"/>
+          <w:sz w:val="24"/>
+          <w:szCs w:val="24"/>
+        </w:rPr>
+      </w:pPr>
+      <w:proofErr w:type="spellStart"/>
+      <w:r>
+        <w:rPr>
+          <w:rFonts w:ascii="Times New Roman" w:hAnsi="Times New Roman" w:cs="Times New Roman"/>
+          <w:sz w:val="24"/>
+          <w:szCs w:val="24"/>
+        </w:rPr>
+        <w:t>Kotlin</w:t>
+      </w:r>
+      <w:proofErr w:type="spellEnd"/>
+      <w:r>
+        <w:rPr>
+          <w:rFonts w:ascii="Times New Roman" w:hAnsi="Times New Roman" w:cs="Times New Roman"/>
+          <w:sz w:val="24"/>
+          <w:szCs w:val="24"/>
+        </w:rPr>
+        <w:t xml:space="preserve"> представляет собой современный статически типизированный язык</w:t>
+      </w:r>
+    </w:p>
+    <w:p>
+      <w:pPr>
+        <w:spacing w:after="0"/>
+        <w:jc w:val="both"/>
+        <w:rPr>
+          <w:rFonts w:ascii="Times New Roman" w:hAnsi="Times New Roman" w:cs="Times New Roman"/>
+          <w:sz w:val="24"/>
+          <w:szCs w:val="24"/>
+        </w:rPr>
+      </w:pPr>
+      <w:r>
+        <w:rPr>
+          <w:rFonts w:ascii="Times New Roman" w:hAnsi="Times New Roman" w:cs="Times New Roman"/>
+          <w:sz w:val="24"/>
+          <w:szCs w:val="24"/>
+        </w:rPr>
+        <w:t>программирования, который получил широкое распространение в разработке</w:t>
+      </w:r>
+    </w:p>
+    <w:p>
+      <w:pPr>
+        <w:spacing w:after="0"/>
+        <w:jc w:val="both"/>
+        <w:rPr>
+          <w:rFonts w:ascii="Times New Roman" w:hAnsi="Times New Roman" w:cs="Times New Roman"/>
+          <w:sz w:val="24"/>
+          <w:szCs w:val="24"/>
+        </w:rPr>
+      </w:pPr>
+      <w:r>
+        <w:rPr>
+          <w:rFonts w:ascii="Times New Roman" w:hAnsi="Times New Roman" w:cs="Times New Roman"/>
+          <w:sz w:val="24"/>
+          <w:szCs w:val="24"/>
+        </w:rPr>
+        <w:t xml:space="preserve">мобильных приложений под </w:t>
+      </w:r>
+      <w:proofErr w:type="spellStart"/>
+      <w:r>
+        <w:rPr>
+          <w:rFonts w:ascii="Times New Roman" w:hAnsi="Times New Roman" w:cs="Times New Roman"/>
+          <w:sz w:val="24"/>
+          <w:szCs w:val="24"/>
+        </w:rPr>
+        <w:t>Android</w:t>
+      </w:r>
+      <w:proofErr w:type="spellEnd"/>
+      <w:r>
+        <w:rPr>
+          <w:rFonts w:ascii="Times New Roman" w:hAnsi="Times New Roman" w:cs="Times New Roman"/>
+          <w:sz w:val="24"/>
+          <w:szCs w:val="24"/>
+        </w:rPr>
+        <w:t>. Его синтаксис создавался так, чтобы код был</w:t>
+      </w:r>
+    </w:p>
+    <w:p>
+      <w:pPr>
+        <w:spacing w:after="0"/>
+        <w:jc w:val="both"/>
+        <w:rPr>
+          <w:rFonts w:ascii="Times New Roman" w:hAnsi="Times New Roman" w:cs="Times New Roman"/>
+          <w:sz w:val="24"/>
+          <w:szCs w:val="24"/>
+        </w:rPr>
+      </w:pPr>
+      <w:r>
+        <w:rPr>
+          <w:rFonts w:ascii="Times New Roman" w:hAnsi="Times New Roman" w:cs="Times New Roman"/>
+          <w:sz w:val="24"/>
+          <w:szCs w:val="24"/>
+        </w:rPr>
+        <w:t>компактным, понятным и безопасным.</w:t>
+      </w:r>
+    </w:p>
+    <w:p>
+      <w:pPr>
+        <w:spacing w:after="0"/>
+        <w:jc w:val="both"/>
+        <w:rPr>
+          <w:rFonts w:ascii="Times New Roman" w:hAnsi="Times New Roman" w:cs="Times New Roman"/>
+          <w:sz w:val="24"/>
+          <w:szCs w:val="24"/>
+        </w:rPr>
+      </w:pPr>
+    </w:p>
+    <w:p>
+      <w:pPr>
+        <w:spacing w:after="0"/>
+        <w:jc w:val="both"/>
+        <w:rPr>
+          <w:rFonts w:ascii="Times New Roman" w:hAnsi="Times New Roman" w:cs="Times New Roman"/>
+          <w:sz w:val="24"/>
+          <w:szCs w:val="24"/>
+        </w:rPr>
+      </w:pPr>
+      <w:r>
+        <w:rPr>
+          <w:rFonts w:ascii="Times New Roman" w:hAnsi="Times New Roman" w:cs="Times New Roman"/>
+          <w:sz w:val="24"/>
+          <w:szCs w:val="24"/>
+        </w:rPr>
+        <w:t>2.</w:t>
+      </w:r>
+      <w:r>
+        <w:rPr>
+          <w:rFonts w:ascii="Times New Roman" w:hAnsi="Times New Roman" w:cs="Times New Roman"/>
+          <w:sz w:val="24"/>
+          <w:szCs w:val="24"/>
+        </w:rPr>
+        <w:t xml:space="preserve"> </w:t>
+      </w:r>
+      <w:r>
+        <w:rPr>
+          <w:rFonts w:ascii="Times New Roman" w:hAnsi="Times New Roman" w:cs="Times New Roman"/>
+          <w:sz w:val="24"/>
+          <w:szCs w:val="24"/>
+        </w:rPr>
+        <w:t xml:space="preserve">Каково назначение функции </w:t>
+      </w:r>
+      <w:proofErr w:type="spellStart"/>
+      <w:proofErr w:type="gramStart"/>
+      <w:r>
+        <w:rPr>
+          <w:rFonts w:ascii="Times New Roman" w:hAnsi="Times New Roman" w:cs="Times New Roman"/>
+          <w:sz w:val="24"/>
+          <w:szCs w:val="24"/>
+        </w:rPr>
+        <w:t>main</w:t>
+      </w:r>
+      <w:proofErr w:type="spellEnd"/>
+      <w:r>
+        <w:rPr>
+          <w:rFonts w:ascii="Times New Roman" w:hAnsi="Times New Roman" w:cs="Times New Roman"/>
+          <w:sz w:val="24"/>
+          <w:szCs w:val="24"/>
+        </w:rPr>
+        <w:t>(</w:t>
+      </w:r>
+      <w:proofErr w:type="gramEnd"/>
+      <w:r>
+        <w:rPr>
+          <w:rFonts w:ascii="Times New Roman" w:hAnsi="Times New Roman" w:cs="Times New Roman"/>
+          <w:sz w:val="24"/>
+          <w:szCs w:val="24"/>
+        </w:rPr>
+        <w:t xml:space="preserve">) в программе на </w:t>
+      </w:r>
+      <w:proofErr w:type="spellStart"/>
+      <w:r>
+        <w:rPr>
+          <w:rFonts w:ascii="Times New Roman" w:hAnsi="Times New Roman" w:cs="Times New Roman"/>
+          <w:sz w:val="24"/>
+          <w:szCs w:val="24"/>
+        </w:rPr>
+        <w:t>Kotlin</w:t>
+      </w:r>
+      <w:proofErr w:type="spellEnd"/>
+      <w:r>
+        <w:rPr>
+          <w:rFonts w:ascii="Times New Roman" w:hAnsi="Times New Roman" w:cs="Times New Roman"/>
+          <w:sz w:val="24"/>
+          <w:szCs w:val="24"/>
+        </w:rPr>
+        <w:t>?</w:t>
+      </w:r>
+    </w:p>
+    <w:p>
+      <w:pPr>
+        <w:spacing w:after="0"/>
+        <w:jc w:val="both"/>
+        <w:rPr>
+          <w:rFonts w:ascii="Times New Roman" w:hAnsi="Times New Roman" w:cs="Times New Roman"/>
+          <w:sz w:val="24"/>
+          <w:szCs w:val="24"/>
+        </w:rPr>
+      </w:pPr>
+    </w:p>
+    <w:p>
+      <w:pPr>
+        <w:spacing w:after="0"/>
+        <w:jc w:val="both"/>
+        <w:rPr>
+          <w:rFonts w:ascii="Times New Roman" w:hAnsi="Times New Roman" w:cs="Times New Roman"/>
+          <w:sz w:val="24"/>
+          <w:szCs w:val="24"/>
+        </w:rPr>
+      </w:pPr>
+      <w:r>
+        <w:rPr>
+          <w:rFonts w:ascii="Times New Roman" w:hAnsi="Times New Roman" w:cs="Times New Roman"/>
+          <w:sz w:val="24"/>
+          <w:szCs w:val="24"/>
+        </w:rPr>
+        <w:t xml:space="preserve">Программа на </w:t>
+      </w:r>
+      <w:proofErr w:type="spellStart"/>
+      <w:r>
+        <w:rPr>
+          <w:rFonts w:ascii="Times New Roman" w:hAnsi="Times New Roman" w:cs="Times New Roman"/>
+          <w:sz w:val="24"/>
+          <w:szCs w:val="24"/>
+        </w:rPr>
+        <w:t>Kotlin</w:t>
+      </w:r>
+      <w:proofErr w:type="spellEnd"/>
+      <w:r>
+        <w:rPr>
+          <w:rFonts w:ascii="Times New Roman" w:hAnsi="Times New Roman" w:cs="Times New Roman"/>
+          <w:sz w:val="24"/>
+          <w:szCs w:val="24"/>
+        </w:rPr>
+        <w:t xml:space="preserve"> в простейшем случае состоит из функции </w:t>
+      </w:r>
+      <w:proofErr w:type="spellStart"/>
+      <w:proofErr w:type="gramStart"/>
+      <w:r>
+        <w:rPr>
+          <w:rFonts w:ascii="Times New Roman" w:hAnsi="Times New Roman" w:cs="Times New Roman"/>
+          <w:sz w:val="24"/>
+          <w:szCs w:val="24"/>
+        </w:rPr>
+        <w:t>main</w:t>
+      </w:r>
+      <w:proofErr w:type="spellEnd"/>
+      <w:r>
+        <w:rPr>
+          <w:rFonts w:ascii="Times New Roman" w:hAnsi="Times New Roman" w:cs="Times New Roman"/>
+          <w:sz w:val="24"/>
+          <w:szCs w:val="24"/>
+        </w:rPr>
+        <w:t>() ,</w:t>
+      </w:r>
+      <w:proofErr w:type="gramEnd"/>
+      <w:r>
+        <w:rPr>
+          <w:rFonts w:ascii="Times New Roman" w:hAnsi="Times New Roman" w:cs="Times New Roman"/>
+          <w:sz w:val="24"/>
+          <w:szCs w:val="24"/>
+        </w:rPr>
+        <w:t xml:space="preserve"> которая</w:t>
+      </w:r>
+    </w:p>
+    <w:p>
+      <w:pPr>
+        <w:spacing w:after="0"/>
+        <w:jc w:val="both"/>
+        <w:rPr>
+          <w:rFonts w:ascii="Times New Roman" w:hAnsi="Times New Roman" w:cs="Times New Roman"/>
+          <w:sz w:val="24"/>
+          <w:szCs w:val="24"/>
+        </w:rPr>
+      </w:pPr>
+      <w:r>
+        <w:rPr>
+          <w:rFonts w:ascii="Times New Roman" w:hAnsi="Times New Roman" w:cs="Times New Roman"/>
+          <w:sz w:val="24"/>
+          <w:szCs w:val="24"/>
+        </w:rPr>
+        <w:t>служит точкой входа.</w:t>
+      </w:r>
+    </w:p>
+    <w:p>
+      <w:pPr>
+        <w:spacing w:after="0"/>
+        <w:jc w:val="both"/>
+        <w:rPr>
+          <w:rFonts w:ascii="Times New Roman" w:hAnsi="Times New Roman" w:cs="Times New Roman"/>
+          <w:sz w:val="24"/>
+          <w:szCs w:val="24"/>
+        </w:rPr>
+      </w:pPr>
+    </w:p>
+    <w:p>
+      <w:pPr>
+        <w:spacing w:after="0"/>
+        <w:jc w:val="both"/>
+        <w:rPr>
+          <w:rFonts w:ascii="Times New Roman" w:hAnsi="Times New Roman" w:cs="Times New Roman"/>
+          <w:sz w:val="24"/>
+          <w:szCs w:val="24"/>
+        </w:rPr>
+      </w:pPr>
+      <w:r>
+        <w:rPr>
+          <w:rFonts w:ascii="Times New Roman" w:hAnsi="Times New Roman" w:cs="Times New Roman"/>
+          <w:sz w:val="24"/>
+          <w:szCs w:val="24"/>
+        </w:rPr>
+        <w:t xml:space="preserve">3 Чем отличается функция </w:t>
+      </w:r>
+      <w:proofErr w:type="spellStart"/>
+      <w:proofErr w:type="gramStart"/>
+      <w:r>
+        <w:rPr>
+          <w:rFonts w:ascii="Times New Roman" w:hAnsi="Times New Roman" w:cs="Times New Roman"/>
+          <w:sz w:val="24"/>
+          <w:szCs w:val="24"/>
+        </w:rPr>
+        <w:t>println</w:t>
+      </w:r>
+      <w:proofErr w:type="spellEnd"/>
+      <w:r>
+        <w:rPr>
+          <w:rFonts w:ascii="Times New Roman" w:hAnsi="Times New Roman" w:cs="Times New Roman"/>
+          <w:sz w:val="24"/>
+          <w:szCs w:val="24"/>
+        </w:rPr>
+        <w:t>(</w:t>
+      </w:r>
+      <w:proofErr w:type="gramEnd"/>
+      <w:r>
+        <w:rPr>
+          <w:rFonts w:ascii="Times New Roman" w:hAnsi="Times New Roman" w:cs="Times New Roman"/>
+          <w:sz w:val="24"/>
+          <w:szCs w:val="24"/>
+        </w:rPr>
+        <w:t xml:space="preserve">) от функции </w:t>
+      </w:r>
+      <w:proofErr w:type="spellStart"/>
+      <w:proofErr w:type="gramStart"/>
+      <w:r>
+        <w:rPr>
+          <w:rFonts w:ascii="Times New Roman" w:hAnsi="Times New Roman" w:cs="Times New Roman"/>
+          <w:sz w:val="24"/>
+          <w:szCs w:val="24"/>
+        </w:rPr>
+        <w:t>print</w:t>
+      </w:r>
+      <w:proofErr w:type="spellEnd"/>
+      <w:r>
+        <w:rPr>
+          <w:rFonts w:ascii="Times New Roman" w:hAnsi="Times New Roman" w:cs="Times New Roman"/>
+          <w:sz w:val="24"/>
+          <w:szCs w:val="24"/>
+        </w:rPr>
+        <w:t>() ?</w:t>
+      </w:r>
+      <w:proofErr w:type="gramEnd"/>
+    </w:p>
+    <w:p>
+      <w:pPr>
+        <w:spacing w:after="0"/>
+        <w:jc w:val="both"/>
+        <w:rPr>
+          <w:rFonts w:ascii="Times New Roman" w:hAnsi="Times New Roman" w:cs="Times New Roman"/>
+          <w:sz w:val="24"/>
+          <w:szCs w:val="24"/>
+        </w:rPr>
+      </w:pPr>
+    </w:p>
+    <w:p>
+      <w:pPr>
+        <w:spacing w:after="0"/>
+        <w:jc w:val="both"/>
+        <w:rPr>
+          <w:rFonts w:ascii="Times New Roman" w:hAnsi="Times New Roman" w:cs="Times New Roman"/>
+          <w:sz w:val="24"/>
+          <w:szCs w:val="24"/>
+        </w:rPr>
+      </w:pPr>
+      <w:proofErr w:type="gramStart"/>
+      <w:r>
+        <w:rPr>
+          <w:rFonts w:ascii="Times New Roman" w:hAnsi="Times New Roman" w:cs="Times New Roman"/>
+          <w:sz w:val="24"/>
+          <w:szCs w:val="24"/>
+        </w:rPr>
+        <w:t xml:space="preserve">Команда  </w:t>
+      </w:r>
+      <w:proofErr w:type="spellStart"/>
+      <w:r>
+        <w:rPr>
+          <w:rFonts w:ascii="Times New Roman" w:hAnsi="Times New Roman" w:cs="Times New Roman"/>
+          <w:sz w:val="24"/>
+          <w:szCs w:val="24"/>
+        </w:rPr>
+        <w:t>println</w:t>
+      </w:r>
+      <w:proofErr w:type="spellEnd"/>
+      <w:proofErr w:type="gramEnd"/>
+      <w:r>
+        <w:rPr>
+          <w:rFonts w:ascii="Times New Roman" w:hAnsi="Times New Roman" w:cs="Times New Roman"/>
+          <w:sz w:val="24"/>
+          <w:szCs w:val="24"/>
+        </w:rPr>
+        <w:t>() выводит текст в консоль и после</w:t>
+      </w:r>
+      <w:r>
+        <w:rPr>
+          <w:rFonts w:ascii="Times New Roman" w:hAnsi="Times New Roman" w:cs="Times New Roman"/>
+          <w:sz w:val="24"/>
+          <w:szCs w:val="24"/>
+        </w:rPr>
+        <w:t xml:space="preserve"> </w:t>
+      </w:r>
+      <w:r>
+        <w:rPr>
+          <w:rFonts w:ascii="Times New Roman" w:hAnsi="Times New Roman" w:cs="Times New Roman"/>
+          <w:sz w:val="24"/>
+          <w:szCs w:val="24"/>
+        </w:rPr>
+        <w:t>этого переводит курсор на новую строку.</w:t>
+      </w:r>
+      <w:r>
+        <w:rPr>
+          <w:rFonts w:ascii="Times New Roman" w:hAnsi="Times New Roman" w:cs="Times New Roman"/>
+          <w:sz w:val="24"/>
+          <w:szCs w:val="24"/>
+        </w:rPr>
+        <w:t xml:space="preserve"> Команда </w:t>
+      </w:r>
+      <w:proofErr w:type="spellStart"/>
+      <w:proofErr w:type="gramStart"/>
+      <w:r>
+        <w:rPr>
+          <w:rFonts w:ascii="Times New Roman" w:hAnsi="Times New Roman" w:cs="Times New Roman"/>
+          <w:sz w:val="24"/>
+          <w:szCs w:val="24"/>
+        </w:rPr>
+        <w:t>print</w:t>
+      </w:r>
+      <w:proofErr w:type="spellEnd"/>
+      <w:r>
+        <w:rPr>
+          <w:rFonts w:ascii="Times New Roman" w:hAnsi="Times New Roman" w:cs="Times New Roman"/>
+          <w:sz w:val="24"/>
+          <w:szCs w:val="24"/>
+        </w:rPr>
+        <w:t>(</w:t>
+      </w:r>
+      <w:proofErr w:type="gramEnd"/>
+      <w:r>
+        <w:rPr>
+          <w:rFonts w:ascii="Times New Roman" w:hAnsi="Times New Roman" w:cs="Times New Roman"/>
+          <w:sz w:val="24"/>
+          <w:szCs w:val="24"/>
+        </w:rPr>
+        <w:t xml:space="preserve">) </w:t>
+      </w:r>
+      <w:r>
+        <w:rPr>
+          <w:rFonts w:ascii="Times New Roman" w:hAnsi="Times New Roman" w:cs="Times New Roman"/>
+          <w:sz w:val="24"/>
+          <w:szCs w:val="24"/>
+        </w:rPr>
+        <w:t xml:space="preserve">так же выводит </w:t>
+      </w:r>
+      <w:proofErr w:type="gramStart"/>
+      <w:r>
+        <w:rPr>
+          <w:rFonts w:ascii="Times New Roman" w:hAnsi="Times New Roman" w:cs="Times New Roman"/>
+          <w:sz w:val="24"/>
+          <w:szCs w:val="24"/>
+        </w:rPr>
+        <w:t>текст</w:t>
+      </w:r>
+      <w:proofErr w:type="gramEnd"/>
+      <w:r>
+        <w:rPr>
+          <w:rFonts w:ascii="Times New Roman" w:hAnsi="Times New Roman" w:cs="Times New Roman"/>
+          <w:sz w:val="24"/>
+          <w:szCs w:val="24"/>
+        </w:rPr>
+        <w:t xml:space="preserve"> но нет переводит строку </w:t>
+      </w:r>
+      <w:r>
+        <w:rPr>
+          <w:rFonts w:ascii="Times New Roman" w:hAnsi="Times New Roman" w:cs="Times New Roman"/>
+          <w:sz w:val="24"/>
+          <w:szCs w:val="24"/>
+        </w:rPr>
+        <w:t xml:space="preserve"> </w:t>
+      </w:r>
+    </w:p>
+    <w:p>
+      <w:pPr>
+        <w:spacing w:after="0"/>
+        <w:jc w:val="both"/>
+        <w:rPr>
+          <w:rFonts w:ascii="Times New Roman" w:hAnsi="Times New Roman" w:cs="Times New Roman"/>
+          <w:sz w:val="24"/>
+          <w:szCs w:val="24"/>
+        </w:rPr>
+      </w:pPr>
+    </w:p>
+    <w:p>
+      <w:pPr>
+        <w:spacing w:after="0"/>
+        <w:jc w:val="both"/>
+        <w:rPr>
+          <w:rFonts w:ascii="Times New Roman" w:hAnsi="Times New Roman" w:cs="Times New Roman"/>
+          <w:sz w:val="24"/>
+          <w:szCs w:val="24"/>
+        </w:rPr>
+      </w:pPr>
+    </w:p>
+    <w:p>
+      <w:pPr>
+        <w:spacing w:after="0"/>
+        <w:jc w:val="both"/>
+        <w:rPr>
+          <w:rFonts w:ascii="Times New Roman" w:hAnsi="Times New Roman" w:cs="Times New Roman"/>
+          <w:sz w:val="24"/>
+          <w:szCs w:val="24"/>
+        </w:rPr>
+      </w:pPr>
+    </w:p>
+    <w:p>
+      <w:pPr>
+        <w:spacing w:after="0"/>
+        <w:jc w:val="both"/>
+        <w:rPr>
+          <w:rFonts w:ascii="Times New Roman" w:hAnsi="Times New Roman" w:cs="Times New Roman"/>
+          <w:sz w:val="24"/>
+          <w:szCs w:val="24"/>
+        </w:rPr>
+      </w:pPr>
+      <w:r>
+        <w:rPr>
+          <w:rFonts w:ascii="Times New Roman" w:hAnsi="Times New Roman" w:cs="Times New Roman"/>
+          <w:sz w:val="24"/>
+          <w:szCs w:val="24"/>
+        </w:rPr>
+        <w:t xml:space="preserve">4 В чем различие между переменной, объявленной с помощью </w:t>
+      </w:r>
+      <w:proofErr w:type="spellStart"/>
+      <w:proofErr w:type="gramStart"/>
+      <w:r>
+        <w:rPr>
+          <w:rFonts w:ascii="Times New Roman" w:hAnsi="Times New Roman" w:cs="Times New Roman"/>
+          <w:sz w:val="24"/>
+          <w:szCs w:val="24"/>
+        </w:rPr>
+        <w:t>var</w:t>
+      </w:r>
+      <w:proofErr w:type="spellEnd"/>
+      <w:r>
+        <w:rPr>
+          <w:rFonts w:ascii="Times New Roman" w:hAnsi="Times New Roman" w:cs="Times New Roman"/>
+          <w:sz w:val="24"/>
+          <w:szCs w:val="24"/>
+        </w:rPr>
+        <w:t xml:space="preserve"> ,</w:t>
+      </w:r>
+      <w:proofErr w:type="gramEnd"/>
+      <w:r>
+        <w:rPr>
+          <w:rFonts w:ascii="Times New Roman" w:hAnsi="Times New Roman" w:cs="Times New Roman"/>
+          <w:sz w:val="24"/>
+          <w:szCs w:val="24"/>
+        </w:rPr>
+        <w:t xml:space="preserve"> и</w:t>
+      </w:r>
+    </w:p>
+    <w:p>
+      <w:pPr>
+        <w:spacing w:after="0"/>
+        <w:jc w:val="both"/>
+        <w:rPr>
+          <w:rFonts w:ascii="Times New Roman" w:hAnsi="Times New Roman" w:cs="Times New Roman"/>
+          <w:sz w:val="24"/>
+          <w:szCs w:val="24"/>
+        </w:rPr>
+      </w:pPr>
+      <w:r>
+        <w:rPr>
+          <w:rFonts w:ascii="Times New Roman" w:hAnsi="Times New Roman" w:cs="Times New Roman"/>
+          <w:sz w:val="24"/>
+          <w:szCs w:val="24"/>
+        </w:rPr>
+        <w:t xml:space="preserve">константой, объявленной с помощью </w:t>
+      </w:r>
+      <w:proofErr w:type="spellStart"/>
+      <w:proofErr w:type="gramStart"/>
+      <w:r>
+        <w:rPr>
+          <w:rFonts w:ascii="Times New Roman" w:hAnsi="Times New Roman" w:cs="Times New Roman"/>
+          <w:sz w:val="24"/>
+          <w:szCs w:val="24"/>
+        </w:rPr>
+        <w:t>val</w:t>
+      </w:r>
+      <w:proofErr w:type="spellEnd"/>
+      <w:r>
+        <w:rPr>
+          <w:rFonts w:ascii="Times New Roman" w:hAnsi="Times New Roman" w:cs="Times New Roman"/>
+          <w:sz w:val="24"/>
+          <w:szCs w:val="24"/>
+        </w:rPr>
+        <w:t xml:space="preserve"> ?</w:t>
+      </w:r>
+      <w:proofErr w:type="gramEnd"/>
+    </w:p>
+    <w:p>
+      <w:pPr>
+        <w:spacing w:after="0"/>
+        <w:jc w:val="both"/>
+        <w:rPr>
+          <w:rFonts w:ascii="Times New Roman" w:hAnsi="Times New Roman" w:cs="Times New Roman"/>
+          <w:sz w:val="24"/>
+          <w:szCs w:val="24"/>
+        </w:rPr>
+      </w:pPr>
+    </w:p>
+    <w:p>
+      <w:pPr>
+        <w:spacing w:after="0"/>
+        <w:jc w:val="both"/>
+        <w:rPr>
+          <w:rFonts w:ascii="Times New Roman" w:hAnsi="Times New Roman" w:cs="Times New Roman"/>
+          <w:sz w:val="24"/>
+          <w:szCs w:val="24"/>
+        </w:rPr>
+      </w:pPr>
+      <w:r>
+        <w:rPr>
+          <w:rFonts w:ascii="Times New Roman" w:hAnsi="Times New Roman" w:cs="Times New Roman"/>
+          <w:sz w:val="24"/>
+          <w:szCs w:val="24"/>
+          <w:lang w:val="en-US"/>
+        </w:rPr>
+        <w:t>Var</w:t>
+      </w:r>
+      <w:r>
+        <w:rPr>
+          <w:rFonts w:ascii="Times New Roman" w:hAnsi="Times New Roman" w:cs="Times New Roman"/>
+          <w:sz w:val="24"/>
+          <w:szCs w:val="24"/>
+        </w:rPr>
+        <w:t xml:space="preserve"> </w:t>
+      </w:r>
+      <w:r>
+        <w:rPr>
+          <w:rFonts w:ascii="Times New Roman" w:hAnsi="Times New Roman" w:cs="Times New Roman"/>
+          <w:sz w:val="24"/>
+          <w:szCs w:val="24"/>
+        </w:rPr>
+        <w:t>Переменная используется для хранения данных, которые могут изменяться в ходе</w:t>
+      </w:r>
+    </w:p>
+    <w:p>
+      <w:pPr>
+        <w:spacing w:after="0"/>
+        <w:jc w:val="both"/>
+        <w:rPr>
+          <w:rFonts w:ascii="Times New Roman" w:hAnsi="Times New Roman" w:cs="Times New Roman"/>
+          <w:sz w:val="24"/>
+          <w:szCs w:val="24"/>
+          <w:lang w:val="en-US"/>
+        </w:rPr>
+      </w:pPr>
+      <w:r>
+        <w:rPr>
+          <w:rFonts w:ascii="Times New Roman" w:hAnsi="Times New Roman" w:cs="Times New Roman"/>
+          <w:sz w:val="24"/>
+          <w:szCs w:val="24"/>
+        </w:rPr>
+        <w:t>выполнения программы.</w:t>
+      </w:r>
+    </w:p>
+    <w:p>
+      <w:pPr>
+        <w:spacing w:after="0"/>
+        <w:jc w:val="both"/>
+        <w:rPr>
+          <w:rFonts w:ascii="Times New Roman" w:hAnsi="Times New Roman" w:cs="Times New Roman"/>
+          <w:sz w:val="24"/>
+          <w:szCs w:val="24"/>
+          <w:lang w:val="en-US"/>
+        </w:rPr>
+      </w:pPr>
+    </w:p>
+    <w:p>
+      <w:pPr>
+        <w:spacing w:after="0"/>
+        <w:jc w:val="both"/>
+        <w:rPr>
+          <w:rFonts w:ascii="Times New Roman" w:hAnsi="Times New Roman" w:cs="Times New Roman"/>
+          <w:sz w:val="24"/>
+          <w:szCs w:val="24"/>
+        </w:rPr>
+      </w:pPr>
+      <w:r>
+        <w:rPr>
+          <w:rFonts w:ascii="Times New Roman" w:hAnsi="Times New Roman" w:cs="Times New Roman"/>
+          <w:sz w:val="24"/>
+          <w:szCs w:val="24"/>
+        </w:rPr>
+        <w:lastRenderedPageBreak/>
+        <w:t>Если значение не должно изменяться после присваивания, используется ключевое</w:t>
+      </w:r>
+    </w:p>
+    <w:p>
+      <w:pPr>
+        <w:spacing w:after="0"/>
+        <w:jc w:val="both"/>
+        <w:rPr>
+          <w:rFonts w:ascii="Times New Roman" w:hAnsi="Times New Roman" w:cs="Times New Roman"/>
+          <w:sz w:val="24"/>
+          <w:szCs w:val="24"/>
+        </w:rPr>
+      </w:pPr>
+      <w:r>
+        <w:rPr>
+          <w:rFonts w:ascii="Times New Roman" w:hAnsi="Times New Roman" w:cs="Times New Roman"/>
+          <w:sz w:val="24"/>
+          <w:szCs w:val="24"/>
+        </w:rPr>
+        <w:t xml:space="preserve">слово </w:t>
+      </w:r>
+      <w:proofErr w:type="spellStart"/>
+      <w:r>
+        <w:rPr>
+          <w:rFonts w:ascii="Times New Roman" w:hAnsi="Times New Roman" w:cs="Times New Roman"/>
+          <w:sz w:val="24"/>
+          <w:szCs w:val="24"/>
+        </w:rPr>
+        <w:t>val</w:t>
+      </w:r>
+      <w:proofErr w:type="spellEnd"/>
+    </w:p>
+    <w:p>
+      <w:pPr>
+        <w:spacing w:after="0"/>
+        <w:jc w:val="both"/>
+        <w:rPr>
+          <w:rFonts w:ascii="Times New Roman" w:hAnsi="Times New Roman" w:cs="Times New Roman"/>
+          <w:sz w:val="24"/>
+          <w:szCs w:val="24"/>
+          <w:lang w:val="en-US"/>
+        </w:rPr>
+      </w:pPr>
+    </w:p>
+    <w:p>
+      <w:pPr>
+        <w:spacing w:after="0"/>
+        <w:jc w:val="both"/>
+        <w:rPr>
+          <w:rFonts w:ascii="Times New Roman" w:hAnsi="Times New Roman" w:cs="Times New Roman"/>
+          <w:sz w:val="24"/>
+          <w:szCs w:val="24"/>
+        </w:rPr>
+      </w:pPr>
+    </w:p>
+    <w:p>
+      <w:pPr>
+        <w:spacing w:after="0"/>
+        <w:jc w:val="both"/>
+        <w:rPr>
+          <w:rFonts w:ascii="Times New Roman" w:hAnsi="Times New Roman" w:cs="Times New Roman"/>
+          <w:sz w:val="24"/>
+          <w:szCs w:val="24"/>
+          <w:lang w:val="en-US"/>
+        </w:rPr>
+      </w:pPr>
+      <w:r>
+        <w:rPr>
+          <w:rFonts w:ascii="Times New Roman" w:hAnsi="Times New Roman" w:cs="Times New Roman"/>
+          <w:sz w:val="24"/>
+          <w:szCs w:val="24"/>
+        </w:rPr>
+        <w:t>5 Почему в программе следует использовать понятные имена переменных?</w:t>
+      </w:r>
+    </w:p>
+    <w:p>
+      <w:pPr>
+        <w:spacing w:after="0"/>
+        <w:jc w:val="both"/>
+        <w:rPr>
+          <w:rFonts w:ascii="Times New Roman" w:hAnsi="Times New Roman" w:cs="Times New Roman"/>
+          <w:sz w:val="24"/>
+          <w:szCs w:val="24"/>
+          <w:lang w:val="en-US"/>
+        </w:rPr>
+      </w:pPr>
+    </w:p>
+    <w:p>
+      <w:pPr>
+        <w:spacing w:after="0"/>
+        <w:jc w:val="both"/>
+        <w:rPr>
+          <w:rFonts w:ascii="Times New Roman" w:hAnsi="Times New Roman" w:cs="Times New Roman"/>
+          <w:sz w:val="24"/>
+          <w:szCs w:val="24"/>
+        </w:rPr>
+      </w:pPr>
+      <w:r>
+        <w:rPr>
+          <w:rFonts w:ascii="Times New Roman" w:hAnsi="Times New Roman" w:cs="Times New Roman"/>
+          <w:sz w:val="24"/>
+          <w:szCs w:val="24"/>
+        </w:rPr>
+        <w:t>Имена переменных и констант должны быть понятными. Хороший стиль</w:t>
+      </w:r>
+    </w:p>
+    <w:p>
+      <w:pPr>
+        <w:spacing w:after="0"/>
+        <w:jc w:val="both"/>
+        <w:rPr>
+          <w:rFonts w:ascii="Times New Roman" w:hAnsi="Times New Roman" w:cs="Times New Roman"/>
+          <w:sz w:val="24"/>
+          <w:szCs w:val="24"/>
+        </w:rPr>
+      </w:pPr>
+      <w:r>
+        <w:rPr>
+          <w:rFonts w:ascii="Times New Roman" w:hAnsi="Times New Roman" w:cs="Times New Roman"/>
+          <w:sz w:val="24"/>
+          <w:szCs w:val="24"/>
+        </w:rPr>
+        <w:t>заключается в том, чтобы имя отражало смысл хранимых данных.</w:t>
+      </w:r>
+    </w:p>
+    <w:p>
+      <w:pPr>
+        <w:spacing w:after="0"/>
+        <w:jc w:val="both"/>
+        <w:rPr>
+          <w:rFonts w:ascii="Times New Roman" w:hAnsi="Times New Roman" w:cs="Times New Roman"/>
+          <w:sz w:val="24"/>
+          <w:szCs w:val="24"/>
+        </w:rPr>
+      </w:pPr>
+    </w:p>
+    <w:p>
+      <w:pPr>
+        <w:spacing w:after="0"/>
+        <w:jc w:val="both"/>
+        <w:rPr>
+          <w:rFonts w:ascii="Times New Roman" w:hAnsi="Times New Roman" w:cs="Times New Roman"/>
+          <w:sz w:val="24"/>
+          <w:szCs w:val="24"/>
+          <w:lang w:val="en-US"/>
+        </w:rPr>
+      </w:pPr>
+      <w:r>
+        <w:rPr>
+          <w:rFonts w:ascii="Times New Roman" w:hAnsi="Times New Roman" w:cs="Times New Roman"/>
+          <w:sz w:val="24"/>
+          <w:szCs w:val="24"/>
+        </w:rPr>
+        <w:t xml:space="preserve">6 Что такое тип данных в языке </w:t>
+      </w:r>
+      <w:proofErr w:type="spellStart"/>
+      <w:r>
+        <w:rPr>
+          <w:rFonts w:ascii="Times New Roman" w:hAnsi="Times New Roman" w:cs="Times New Roman"/>
+          <w:sz w:val="24"/>
+          <w:szCs w:val="24"/>
+        </w:rPr>
+        <w:t>Kotlin</w:t>
+      </w:r>
+      <w:proofErr w:type="spellEnd"/>
+      <w:r>
+        <w:rPr>
+          <w:rFonts w:ascii="Times New Roman" w:hAnsi="Times New Roman" w:cs="Times New Roman"/>
+          <w:sz w:val="24"/>
+          <w:szCs w:val="24"/>
+        </w:rPr>
+        <w:t>?</w:t>
+      </w:r>
+    </w:p>
+    <w:p>
+      <w:pPr>
+        <w:spacing w:after="0"/>
+        <w:jc w:val="both"/>
+        <w:rPr>
+          <w:rFonts w:ascii="Times New Roman" w:hAnsi="Times New Roman" w:cs="Times New Roman"/>
+          <w:sz w:val="24"/>
+          <w:szCs w:val="24"/>
+          <w:lang w:val="en-US"/>
+        </w:rPr>
+      </w:pPr>
+    </w:p>
+    <w:p>
+      <w:pPr>
+        <w:spacing w:after="0"/>
+        <w:jc w:val="both"/>
+        <w:rPr>
+          <w:rFonts w:ascii="Times New Roman" w:hAnsi="Times New Roman" w:cs="Times New Roman"/>
+          <w:sz w:val="24"/>
+          <w:szCs w:val="24"/>
+        </w:rPr>
+      </w:pPr>
+      <w:r>
+        <w:rPr>
+          <w:rFonts w:ascii="Times New Roman" w:hAnsi="Times New Roman" w:cs="Times New Roman"/>
+          <w:sz w:val="24"/>
+          <w:szCs w:val="24"/>
+        </w:rPr>
+        <w:t xml:space="preserve">При объявлении переменной </w:t>
+      </w:r>
+      <w:proofErr w:type="spellStart"/>
+      <w:r>
+        <w:rPr>
+          <w:rFonts w:ascii="Times New Roman" w:hAnsi="Times New Roman" w:cs="Times New Roman"/>
+          <w:sz w:val="24"/>
+          <w:szCs w:val="24"/>
+        </w:rPr>
+        <w:t>Kotlin</w:t>
+      </w:r>
+      <w:proofErr w:type="spellEnd"/>
+      <w:r>
+        <w:rPr>
+          <w:rFonts w:ascii="Times New Roman" w:hAnsi="Times New Roman" w:cs="Times New Roman"/>
+          <w:sz w:val="24"/>
+          <w:szCs w:val="24"/>
+        </w:rPr>
+        <w:t xml:space="preserve"> часто сам определяет тип по присваиваемому</w:t>
+      </w:r>
+    </w:p>
+    <w:p>
+      <w:pPr>
+        <w:spacing w:after="0"/>
+        <w:jc w:val="both"/>
+        <w:rPr>
+          <w:rFonts w:ascii="Times New Roman" w:hAnsi="Times New Roman" w:cs="Times New Roman"/>
+          <w:sz w:val="24"/>
+          <w:szCs w:val="24"/>
+        </w:rPr>
+      </w:pPr>
+      <w:r>
+        <w:rPr>
+          <w:rFonts w:ascii="Times New Roman" w:hAnsi="Times New Roman" w:cs="Times New Roman"/>
+          <w:sz w:val="24"/>
+          <w:szCs w:val="24"/>
+        </w:rPr>
+        <w:t>значению.</w:t>
+      </w:r>
+    </w:p>
+    <w:p>
+      <w:pPr>
+        <w:spacing w:after="0"/>
+        <w:jc w:val="both"/>
+        <w:rPr>
+          <w:rFonts w:ascii="Times New Roman" w:hAnsi="Times New Roman" w:cs="Times New Roman"/>
+          <w:sz w:val="24"/>
+          <w:szCs w:val="24"/>
+          <w:lang w:val="en-US"/>
+        </w:rPr>
+      </w:pPr>
+    </w:p>
+    <w:p>
+      <w:pPr>
+        <w:spacing w:after="0"/>
+        <w:jc w:val="both"/>
+        <w:rPr>
+          <w:rFonts w:ascii="Times New Roman" w:hAnsi="Times New Roman" w:cs="Times New Roman"/>
+          <w:sz w:val="24"/>
+          <w:szCs w:val="24"/>
+          <w:lang w:val="en-US"/>
+        </w:rPr>
+      </w:pPr>
+      <w:r>
+        <w:rPr>
+          <w:rFonts w:ascii="Times New Roman" w:hAnsi="Times New Roman" w:cs="Times New Roman"/>
+          <w:sz w:val="24"/>
+          <w:szCs w:val="24"/>
+        </w:rPr>
+        <w:t xml:space="preserve">7 Какие базовые типы данных </w:t>
+      </w:r>
+      <w:proofErr w:type="spellStart"/>
+      <w:r>
+        <w:rPr>
+          <w:rFonts w:ascii="Times New Roman" w:hAnsi="Times New Roman" w:cs="Times New Roman"/>
+          <w:sz w:val="24"/>
+          <w:szCs w:val="24"/>
+        </w:rPr>
+        <w:t>Kotlin</w:t>
+      </w:r>
+      <w:proofErr w:type="spellEnd"/>
+      <w:r>
+        <w:rPr>
+          <w:rFonts w:ascii="Times New Roman" w:hAnsi="Times New Roman" w:cs="Times New Roman"/>
+          <w:sz w:val="24"/>
+          <w:szCs w:val="24"/>
+        </w:rPr>
+        <w:t xml:space="preserve"> используются для хранения целых чисел,</w:t>
+      </w:r>
+    </w:p>
+    <w:p>
+      <w:pPr>
+        <w:spacing w:after="0"/>
+        <w:jc w:val="both"/>
+        <w:rPr>
+          <w:rFonts w:ascii="Times New Roman" w:hAnsi="Times New Roman" w:cs="Times New Roman"/>
+          <w:sz w:val="24"/>
+          <w:szCs w:val="24"/>
+        </w:rPr>
+      </w:pPr>
+      <w:r>
+        <w:rPr>
+          <w:rFonts w:ascii="Times New Roman" w:hAnsi="Times New Roman" w:cs="Times New Roman"/>
+          <w:sz w:val="24"/>
+          <w:szCs w:val="24"/>
+        </w:rPr>
+        <w:t>вещественных чисел, логических значений, символов и строк?</w:t>
+      </w:r>
+    </w:p>
+    <w:p>
+      <w:pPr>
+        <w:spacing w:after="0"/>
+        <w:jc w:val="both"/>
+        <w:rPr>
+          <w:rFonts w:ascii="Times New Roman" w:hAnsi="Times New Roman" w:cs="Times New Roman"/>
+          <w:sz w:val="24"/>
+          <w:szCs w:val="24"/>
+        </w:rPr>
+      </w:pPr>
+    </w:p>
+    <w:p>
+      <w:pPr>
+        <w:spacing w:after="0"/>
+        <w:jc w:val="both"/>
+        <w:rPr>
+          <w:rFonts w:ascii="Times New Roman" w:hAnsi="Times New Roman" w:cs="Times New Roman"/>
+          <w:sz w:val="24"/>
+          <w:szCs w:val="24"/>
+        </w:rPr>
+      </w:pPr>
+      <w:r>
+        <w:rPr>
+          <w:rFonts w:ascii="Times New Roman" w:hAnsi="Times New Roman" w:cs="Times New Roman"/>
+          <w:sz w:val="24"/>
+          <w:szCs w:val="24"/>
+          <w:lang w:val="en-US"/>
+        </w:rPr>
+        <w:t>Int</w:t>
+      </w:r>
+      <w:r>
+        <w:rPr>
+          <w:rFonts w:ascii="Times New Roman" w:hAnsi="Times New Roman" w:cs="Times New Roman"/>
+          <w:sz w:val="24"/>
+          <w:szCs w:val="24"/>
+        </w:rPr>
+        <w:t xml:space="preserve"> – </w:t>
+      </w:r>
+      <w:r>
+        <w:rPr>
+          <w:rFonts w:ascii="Times New Roman" w:hAnsi="Times New Roman" w:cs="Times New Roman"/>
+          <w:sz w:val="24"/>
+          <w:szCs w:val="24"/>
+        </w:rPr>
+        <w:t xml:space="preserve">целые числа, </w:t>
+      </w:r>
+      <w:r>
+        <w:rPr>
+          <w:rFonts w:ascii="Times New Roman" w:hAnsi="Times New Roman" w:cs="Times New Roman"/>
+          <w:sz w:val="24"/>
+          <w:szCs w:val="24"/>
+          <w:lang w:val="en-US"/>
+        </w:rPr>
+        <w:t>flout</w:t>
+      </w:r>
+      <w:r>
+        <w:rPr>
+          <w:rFonts w:ascii="Times New Roman" w:hAnsi="Times New Roman" w:cs="Times New Roman"/>
+          <w:sz w:val="24"/>
+          <w:szCs w:val="24"/>
+        </w:rPr>
+        <w:t xml:space="preserve"> - </w:t>
+      </w:r>
+      <w:r>
+        <w:rPr>
+          <w:rFonts w:ascii="Times New Roman" w:hAnsi="Times New Roman" w:cs="Times New Roman"/>
+          <w:sz w:val="24"/>
+          <w:szCs w:val="24"/>
+        </w:rPr>
+        <w:t>вещественных чисел</w:t>
+      </w:r>
+      <w:r>
+        <w:rPr>
+          <w:rFonts w:ascii="Times New Roman" w:hAnsi="Times New Roman" w:cs="Times New Roman"/>
+          <w:sz w:val="24"/>
+          <w:szCs w:val="24"/>
+        </w:rPr>
+        <w:t xml:space="preserve">, </w:t>
+      </w:r>
+      <w:proofErr w:type="spellStart"/>
+      <w:r>
+        <w:rPr>
+          <w:rFonts w:ascii="Times New Roman" w:hAnsi="Times New Roman" w:cs="Times New Roman"/>
+          <w:sz w:val="24"/>
+          <w:szCs w:val="24"/>
+        </w:rPr>
+        <w:t>Boolean</w:t>
+      </w:r>
+      <w:proofErr w:type="spellEnd"/>
+      <w:r>
+        <w:rPr>
+          <w:rFonts w:ascii="Times New Roman" w:hAnsi="Times New Roman" w:cs="Times New Roman"/>
+          <w:sz w:val="24"/>
+          <w:szCs w:val="24"/>
+        </w:rPr>
+        <w:t xml:space="preserve"> - </w:t>
+      </w:r>
+      <w:r>
+        <w:rPr>
+          <w:rFonts w:ascii="Times New Roman" w:hAnsi="Times New Roman" w:cs="Times New Roman"/>
+          <w:sz w:val="24"/>
+          <w:szCs w:val="24"/>
+        </w:rPr>
+        <w:t>логических значений</w:t>
+      </w:r>
+      <w:r>
+        <w:rPr>
+          <w:rFonts w:ascii="Times New Roman" w:hAnsi="Times New Roman" w:cs="Times New Roman"/>
+          <w:sz w:val="24"/>
+          <w:szCs w:val="24"/>
+        </w:rPr>
+        <w:t xml:space="preserve">, </w:t>
+      </w:r>
+      <w:r>
+        <w:rPr>
+          <w:rFonts w:ascii="Times New Roman" w:hAnsi="Times New Roman" w:cs="Times New Roman"/>
+          <w:sz w:val="24"/>
+          <w:szCs w:val="24"/>
+          <w:lang w:val="en-US"/>
+        </w:rPr>
+        <w:t>string</w:t>
+      </w:r>
+      <w:r>
+        <w:rPr>
+          <w:rFonts w:ascii="Times New Roman" w:hAnsi="Times New Roman" w:cs="Times New Roman"/>
+          <w:sz w:val="24"/>
+          <w:szCs w:val="24"/>
+        </w:rPr>
+        <w:t xml:space="preserve"> </w:t>
+      </w:r>
+      <w:r>
+        <w:rPr>
+          <w:rFonts w:ascii="Times New Roman" w:hAnsi="Times New Roman" w:cs="Times New Roman"/>
+          <w:sz w:val="24"/>
+          <w:szCs w:val="24"/>
+        </w:rPr>
+        <w:t>–</w:t>
+      </w:r>
+      <w:r>
+        <w:rPr>
+          <w:rFonts w:ascii="Times New Roman" w:hAnsi="Times New Roman" w:cs="Times New Roman"/>
+          <w:sz w:val="24"/>
+          <w:szCs w:val="24"/>
+        </w:rPr>
+        <w:t xml:space="preserve"> </w:t>
+      </w:r>
+      <w:r>
+        <w:rPr>
+          <w:rFonts w:ascii="Times New Roman" w:hAnsi="Times New Roman" w:cs="Times New Roman"/>
+          <w:sz w:val="24"/>
+          <w:szCs w:val="24"/>
+        </w:rPr>
+        <w:t>символов</w:t>
+      </w:r>
+      <w:r>
+        <w:rPr>
+          <w:rFonts w:ascii="Times New Roman" w:hAnsi="Times New Roman" w:cs="Times New Roman"/>
+          <w:sz w:val="24"/>
+          <w:szCs w:val="24"/>
+        </w:rPr>
+        <w:t>.</w:t>
+      </w:r>
+    </w:p>
+    <w:p>
+      <w:pPr>
+        <w:spacing w:after="0"/>
+        <w:jc w:val="both"/>
+        <w:rPr>
+          <w:rFonts w:ascii="Times New Roman" w:hAnsi="Times New Roman" w:cs="Times New Roman"/>
+          <w:sz w:val="24"/>
+          <w:szCs w:val="24"/>
+          <w:lang w:val="en-US"/>
+        </w:rPr>
+      </w:pPr>
+      <w:r>
+        <w:rPr>
+          <w:rFonts w:ascii="Times New Roman" w:hAnsi="Times New Roman" w:cs="Times New Roman"/>
+          <w:sz w:val="24"/>
+          <w:szCs w:val="24"/>
+        </w:rPr>
+        <w:t xml:space="preserve">8 В чем различие между типами Int и </w:t>
+      </w:r>
+      <w:proofErr w:type="gramStart"/>
+      <w:r>
+        <w:rPr>
+          <w:rFonts w:ascii="Times New Roman" w:hAnsi="Times New Roman" w:cs="Times New Roman"/>
+          <w:sz w:val="24"/>
+          <w:szCs w:val="24"/>
+        </w:rPr>
+        <w:t>Double ?</w:t>
+      </w:r>
+      <w:proofErr w:type="gramEnd"/>
+    </w:p>
+    <w:p>
+      <w:pPr>
+        <w:spacing w:after="0"/>
+        <w:jc w:val="both"/>
+        <w:rPr>
+          <w:rFonts w:ascii="Times New Roman" w:hAnsi="Times New Roman" w:cs="Times New Roman"/>
+          <w:sz w:val="24"/>
+          <w:szCs w:val="24"/>
+          <w:lang w:val="en-US"/>
+        </w:rPr>
+      </w:pPr>
+    </w:p>
+    <w:p>
+      <w:pPr>
+        <w:spacing w:after="0"/>
+        <w:jc w:val="both"/>
+        <w:rPr>
+          <w:rFonts w:ascii="Times New Roman" w:hAnsi="Times New Roman" w:cs="Times New Roman"/>
+          <w:b/>
+          <w:bCs/>
+          <w:sz w:val="24"/>
+          <w:szCs w:val="24"/>
+        </w:rPr>
+      </w:pPr>
+      <w:r>
+        <w:rPr>
+          <w:rFonts w:ascii="Times New Roman" w:hAnsi="Times New Roman" w:cs="Times New Roman"/>
+          <w:sz w:val="24"/>
+          <w:szCs w:val="24"/>
+        </w:rPr>
+        <w:t>Int</w:t>
+      </w:r>
+      <w:r>
+        <w:rPr>
+          <w:rFonts w:ascii="Times New Roman" w:hAnsi="Times New Roman" w:cs="Times New Roman"/>
+          <w:sz w:val="24"/>
+          <w:szCs w:val="24"/>
+        </w:rPr>
+        <w:t>-</w:t>
+      </w:r>
+      <w:r>
+        <w:rPr>
+          <w:rFonts w:ascii="Times New Roman" w:hAnsi="Times New Roman" w:cs="Times New Roman"/>
+          <w:sz w:val="24"/>
+          <w:szCs w:val="24"/>
+        </w:rPr>
+        <w:t xml:space="preserve"> целые числа, </w:t>
+      </w:r>
+      <w:r>
+        <w:rPr>
+          <w:rFonts w:ascii="Times New Roman" w:hAnsi="Times New Roman" w:cs="Times New Roman"/>
+          <w:sz w:val="24"/>
+          <w:szCs w:val="24"/>
+        </w:rPr>
+        <w:t>Double</w:t>
+      </w:r>
+      <w:r>
+        <w:rPr>
+          <w:rFonts w:ascii="Times New Roman" w:hAnsi="Times New Roman" w:cs="Times New Roman"/>
+          <w:sz w:val="24"/>
+          <w:szCs w:val="24"/>
+        </w:rPr>
+        <w:t xml:space="preserve"> – числа сплывающей точкой.</w:t>
+      </w:r>
+    </w:p>
+    <w:p>
+      <w:pPr>
+        <w:spacing w:after="0"/>
+        <w:jc w:val="both"/>
+        <w:rPr>
+          <w:rFonts w:ascii="Times New Roman" w:hAnsi="Times New Roman" w:cs="Times New Roman"/>
+          <w:sz w:val="24"/>
+          <w:szCs w:val="24"/>
+        </w:rPr>
+      </w:pPr>
+      <w:r>
+        <w:rPr>
+          <w:rFonts w:ascii="Times New Roman" w:hAnsi="Times New Roman" w:cs="Times New Roman"/>
+          <w:sz w:val="24"/>
+          <w:szCs w:val="24"/>
+        </w:rPr>
+        <w:t xml:space="preserve">9 Для чего используется тип </w:t>
+      </w:r>
+      <w:proofErr w:type="spellStart"/>
+      <w:proofErr w:type="gramStart"/>
+      <w:r>
+        <w:rPr>
+          <w:rFonts w:ascii="Times New Roman" w:hAnsi="Times New Roman" w:cs="Times New Roman"/>
+          <w:sz w:val="24"/>
+          <w:szCs w:val="24"/>
+        </w:rPr>
+        <w:t>Boolean</w:t>
+      </w:r>
+      <w:proofErr w:type="spellEnd"/>
+      <w:r>
+        <w:rPr>
+          <w:rFonts w:ascii="Times New Roman" w:hAnsi="Times New Roman" w:cs="Times New Roman"/>
+          <w:sz w:val="24"/>
+          <w:szCs w:val="24"/>
+        </w:rPr>
+        <w:t xml:space="preserve"> ?</w:t>
+      </w:r>
+      <w:proofErr w:type="gramEnd"/>
+    </w:p>
+    <w:p>
+      <w:pPr>
+        <w:spacing w:after="0"/>
+        <w:jc w:val="both"/>
+        <w:rPr>
+          <w:rFonts w:ascii="Times New Roman" w:hAnsi="Times New Roman" w:cs="Times New Roman"/>
+          <w:sz w:val="24"/>
+          <w:szCs w:val="24"/>
+        </w:rPr>
+      </w:pPr>
+    </w:p>
+    <w:p>
+      <w:pPr>
+        <w:spacing w:after="0"/>
+        <w:jc w:val="both"/>
+        <w:rPr>
+          <w:rFonts w:ascii="Times New Roman" w:hAnsi="Times New Roman" w:cs="Times New Roman"/>
+          <w:sz w:val="24"/>
+          <w:szCs w:val="24"/>
+        </w:rPr>
+      </w:pPr>
+      <w:r>
+        <w:rPr>
+          <w:rFonts w:ascii="Times New Roman" w:hAnsi="Times New Roman" w:cs="Times New Roman"/>
+          <w:sz w:val="24"/>
+          <w:szCs w:val="24"/>
+        </w:rPr>
+        <w:t xml:space="preserve">Для хранения логических значений используется тип </w:t>
+      </w:r>
+      <w:proofErr w:type="spellStart"/>
+      <w:r>
+        <w:rPr>
+          <w:rFonts w:ascii="Times New Roman" w:hAnsi="Times New Roman" w:cs="Times New Roman"/>
+          <w:sz w:val="24"/>
+          <w:szCs w:val="24"/>
+        </w:rPr>
+        <w:t>Boolean</w:t>
+      </w:r>
+      <w:proofErr w:type="spellEnd"/>
+      <w:r>
+        <w:rPr>
+          <w:rFonts w:ascii="Times New Roman" w:hAnsi="Times New Roman" w:cs="Times New Roman"/>
+          <w:sz w:val="24"/>
+          <w:szCs w:val="24"/>
+        </w:rPr>
+        <w:t xml:space="preserve"> </w:t>
+      </w:r>
+    </w:p>
+    <w:p>
+      <w:pPr>
+        <w:spacing w:after="0"/>
+        <w:jc w:val="both"/>
+        <w:rPr>
+          <w:rFonts w:ascii="Times New Roman" w:hAnsi="Times New Roman" w:cs="Times New Roman"/>
+          <w:sz w:val="24"/>
+          <w:szCs w:val="24"/>
+        </w:rPr>
+      </w:pPr>
+    </w:p>
+    <w:p>
+      <w:pPr>
+        <w:spacing w:after="0"/>
+        <w:jc w:val="both"/>
+        <w:rPr>
+          <w:rFonts w:ascii="Times New Roman" w:hAnsi="Times New Roman" w:cs="Times New Roman"/>
+          <w:sz w:val="24"/>
+          <w:szCs w:val="24"/>
+        </w:rPr>
+      </w:pPr>
+      <w:r>
+        <w:rPr>
+          <w:rFonts w:ascii="Times New Roman" w:hAnsi="Times New Roman" w:cs="Times New Roman"/>
+          <w:sz w:val="24"/>
+          <w:szCs w:val="24"/>
+        </w:rPr>
+        <w:t xml:space="preserve">10 Чем отличается тип </w:t>
+      </w:r>
+      <w:proofErr w:type="spellStart"/>
+      <w:r>
+        <w:rPr>
+          <w:rFonts w:ascii="Times New Roman" w:hAnsi="Times New Roman" w:cs="Times New Roman"/>
+          <w:sz w:val="24"/>
+          <w:szCs w:val="24"/>
+        </w:rPr>
+        <w:t>Char</w:t>
+      </w:r>
+      <w:proofErr w:type="spellEnd"/>
+      <w:r>
+        <w:rPr>
+          <w:rFonts w:ascii="Times New Roman" w:hAnsi="Times New Roman" w:cs="Times New Roman"/>
+          <w:sz w:val="24"/>
+          <w:szCs w:val="24"/>
+        </w:rPr>
+        <w:t xml:space="preserve"> от типа </w:t>
+      </w:r>
+      <w:proofErr w:type="spellStart"/>
+      <w:proofErr w:type="gramStart"/>
+      <w:r>
+        <w:rPr>
+          <w:rFonts w:ascii="Times New Roman" w:hAnsi="Times New Roman" w:cs="Times New Roman"/>
+          <w:sz w:val="24"/>
+          <w:szCs w:val="24"/>
+        </w:rPr>
+        <w:t>String</w:t>
+      </w:r>
+      <w:proofErr w:type="spellEnd"/>
+      <w:r>
+        <w:rPr>
+          <w:rFonts w:ascii="Times New Roman" w:hAnsi="Times New Roman" w:cs="Times New Roman"/>
+          <w:sz w:val="24"/>
+          <w:szCs w:val="24"/>
+        </w:rPr>
+        <w:t xml:space="preserve"> ?</w:t>
+      </w:r>
+      <w:proofErr w:type="gramEnd"/>
+    </w:p>
+    <w:p>
+      <w:pPr>
+        <w:spacing w:after="0"/>
+        <w:jc w:val="both"/>
+        <w:rPr>
+          <w:rFonts w:ascii="Times New Roman" w:hAnsi="Times New Roman" w:cs="Times New Roman"/>
+          <w:sz w:val="24"/>
+          <w:szCs w:val="24"/>
+        </w:rPr>
+      </w:pPr>
+    </w:p>
+    <w:p>
+      <w:pPr>
+        <w:spacing w:after="0"/>
+        <w:jc w:val="both"/>
+        <w:rPr>
+          <w:rFonts w:ascii="Times New Roman" w:hAnsi="Times New Roman" w:cs="Times New Roman"/>
+          <w:sz w:val="24"/>
+          <w:szCs w:val="24"/>
+        </w:rPr>
+      </w:pPr>
+      <w:proofErr w:type="spellStart"/>
+      <w:r>
+        <w:rPr>
+          <w:rFonts w:ascii="Times New Roman" w:hAnsi="Times New Roman" w:cs="Times New Roman"/>
+          <w:sz w:val="24"/>
+          <w:szCs w:val="24"/>
+        </w:rPr>
+        <w:t>Char</w:t>
+      </w:r>
+      <w:proofErr w:type="spellEnd"/>
+      <w:r>
+        <w:rPr>
+          <w:rFonts w:ascii="Times New Roman" w:hAnsi="Times New Roman" w:cs="Times New Roman"/>
+          <w:sz w:val="24"/>
+          <w:szCs w:val="24"/>
+        </w:rPr>
+        <w:t xml:space="preserve">- выводит один символ, </w:t>
+      </w:r>
+      <w:proofErr w:type="spellStart"/>
+      <w:r>
+        <w:rPr>
+          <w:rFonts w:ascii="Times New Roman" w:hAnsi="Times New Roman" w:cs="Times New Roman"/>
+          <w:sz w:val="24"/>
+          <w:szCs w:val="24"/>
+        </w:rPr>
+        <w:t>String</w:t>
+      </w:r>
+      <w:proofErr w:type="spellEnd"/>
+      <w:r>
+        <w:rPr>
+          <w:rFonts w:ascii="Times New Roman" w:hAnsi="Times New Roman" w:cs="Times New Roman"/>
+          <w:sz w:val="24"/>
+          <w:szCs w:val="24"/>
+        </w:rPr>
+        <w:t xml:space="preserve"> – может вывести строчки.</w:t>
+      </w:r>
+    </w:p>
+    <w:p>
+      <w:pPr>
+        <w:spacing w:after="0"/>
+        <w:jc w:val="both"/>
+        <w:rPr>
+          <w:rFonts w:ascii="Times New Roman" w:hAnsi="Times New Roman" w:cs="Times New Roman"/>
+          <w:sz w:val="24"/>
+          <w:szCs w:val="24"/>
+        </w:rPr>
+      </w:pPr>
+    </w:p>
+    <w:p>
+      <w:pPr>
+        <w:spacing w:after="0"/>
+        <w:jc w:val="both"/>
+        <w:rPr>
+          <w:rFonts w:ascii="Times New Roman" w:hAnsi="Times New Roman" w:cs="Times New Roman"/>
+          <w:sz w:val="24"/>
+          <w:szCs w:val="24"/>
+        </w:rPr>
+      </w:pPr>
+      <w:r>
+        <w:rPr>
+          <w:rFonts w:ascii="Times New Roman" w:hAnsi="Times New Roman" w:cs="Times New Roman"/>
+          <w:sz w:val="24"/>
+          <w:szCs w:val="24"/>
+        </w:rPr>
+        <w:t xml:space="preserve">11 Что такое вывод типа в </w:t>
+      </w:r>
+      <w:proofErr w:type="spellStart"/>
+      <w:r>
+        <w:rPr>
+          <w:rFonts w:ascii="Times New Roman" w:hAnsi="Times New Roman" w:cs="Times New Roman"/>
+          <w:sz w:val="24"/>
+          <w:szCs w:val="24"/>
+        </w:rPr>
+        <w:t>Kotlin</w:t>
+      </w:r>
+      <w:proofErr w:type="spellEnd"/>
+      <w:r>
+        <w:rPr>
+          <w:rFonts w:ascii="Times New Roman" w:hAnsi="Times New Roman" w:cs="Times New Roman"/>
+          <w:sz w:val="24"/>
+          <w:szCs w:val="24"/>
+        </w:rPr>
+        <w:t>?</w:t>
+      </w:r>
+    </w:p>
+    <w:p>
+      <w:pPr>
+        <w:spacing w:after="0"/>
+        <w:jc w:val="both"/>
+        <w:rPr>
+          <w:rFonts w:ascii="Times New Roman" w:hAnsi="Times New Roman" w:cs="Times New Roman"/>
+          <w:sz w:val="24"/>
+          <w:szCs w:val="24"/>
+        </w:rPr>
+      </w:pPr>
+    </w:p>
+    <w:p>
+      <w:pPr>
+        <w:spacing w:after="0"/>
+        <w:jc w:val="both"/>
+        <w:rPr>
+          <w:rFonts w:ascii="Times New Roman" w:hAnsi="Times New Roman" w:cs="Times New Roman"/>
+          <w:sz w:val="24"/>
+          <w:szCs w:val="24"/>
+        </w:rPr>
+      </w:pPr>
+      <w:r>
+        <w:rPr>
+          <w:rFonts w:ascii="Times New Roman" w:hAnsi="Times New Roman" w:cs="Times New Roman"/>
+          <w:sz w:val="24"/>
+          <w:szCs w:val="24"/>
+        </w:rPr>
+        <w:t xml:space="preserve">Вывод какой тип </w:t>
+      </w:r>
+      <w:proofErr w:type="spellStart"/>
+      <w:r>
+        <w:rPr>
+          <w:rFonts w:ascii="Times New Roman" w:hAnsi="Times New Roman" w:cs="Times New Roman"/>
+          <w:sz w:val="24"/>
+          <w:szCs w:val="24"/>
+        </w:rPr>
+        <w:t>преднозначер</w:t>
+      </w:r>
+      <w:proofErr w:type="spellEnd"/>
+      <w:r>
+        <w:rPr>
+          <w:rFonts w:ascii="Times New Roman" w:hAnsi="Times New Roman" w:cs="Times New Roman"/>
+          <w:sz w:val="24"/>
+          <w:szCs w:val="24"/>
+        </w:rPr>
+        <w:t xml:space="preserve"> данной </w:t>
+      </w:r>
+      <w:proofErr w:type="spellStart"/>
+      <w:r>
+        <w:rPr>
+          <w:rFonts w:ascii="Times New Roman" w:hAnsi="Times New Roman" w:cs="Times New Roman"/>
+          <w:sz w:val="24"/>
+          <w:szCs w:val="24"/>
+        </w:rPr>
+        <w:t>переменгой</w:t>
+      </w:r>
+      <w:proofErr w:type="spellEnd"/>
+      <w:r>
+        <w:rPr>
+          <w:rFonts w:ascii="Times New Roman" w:hAnsi="Times New Roman" w:cs="Times New Roman"/>
+          <w:sz w:val="24"/>
+          <w:szCs w:val="24"/>
+        </w:rPr>
+        <w:t>.</w:t>
+      </w:r>
+    </w:p>
+    <w:p>
+      <w:pPr>
+        <w:spacing w:after="0"/>
+        <w:jc w:val="both"/>
+        <w:rPr>
+          <w:rFonts w:ascii="Times New Roman" w:hAnsi="Times New Roman" w:cs="Times New Roman"/>
+          <w:sz w:val="24"/>
+          <w:szCs w:val="24"/>
+        </w:rPr>
+      </w:pPr>
+      <w:r>
+        <w:rPr>
+          <w:rFonts w:ascii="Times New Roman" w:hAnsi="Times New Roman" w:cs="Times New Roman"/>
+          <w:sz w:val="24"/>
+          <w:szCs w:val="24"/>
+        </w:rPr>
+        <w:t>12 В каких случаях тип переменной целесообразно указывать явно?</w:t>
+      </w:r>
+    </w:p>
+    <w:p>
+      <w:pPr>
+        <w:spacing w:after="0"/>
+        <w:jc w:val="both"/>
+        <w:rPr>
+          <w:rFonts w:ascii="Times New Roman" w:hAnsi="Times New Roman" w:cs="Times New Roman"/>
+          <w:sz w:val="24"/>
+          <w:szCs w:val="24"/>
+        </w:rPr>
+      </w:pPr>
+    </w:p>
+    <w:p>
+      <w:pPr>
+        <w:spacing w:after="0"/>
+        <w:jc w:val="both"/>
+        <w:rPr>
+          <w:rFonts w:ascii="Times New Roman" w:hAnsi="Times New Roman" w:cs="Times New Roman"/>
+          <w:sz w:val="24"/>
+          <w:szCs w:val="24"/>
+        </w:rPr>
+      </w:pPr>
+      <w:r>
+        <w:rPr>
+          <w:rFonts w:ascii="Times New Roman" w:hAnsi="Times New Roman" w:cs="Times New Roman"/>
+          <w:sz w:val="24"/>
+          <w:szCs w:val="24"/>
+        </w:rPr>
+        <w:t>В случаях недопуска написания других типов переменных в данной ситуации</w:t>
+      </w:r>
+    </w:p>
+    <w:p>
+      <w:pPr>
+        <w:spacing w:after="0"/>
+        <w:jc w:val="both"/>
+        <w:rPr>
+          <w:rFonts w:ascii="Times New Roman" w:hAnsi="Times New Roman" w:cs="Times New Roman"/>
+          <w:sz w:val="24"/>
+          <w:szCs w:val="24"/>
+        </w:rPr>
+      </w:pPr>
+      <w:r>
+        <w:rPr>
+          <w:rFonts w:ascii="Times New Roman" w:hAnsi="Times New Roman" w:cs="Times New Roman"/>
+          <w:sz w:val="24"/>
+          <w:szCs w:val="24"/>
+        </w:rPr>
+        <w:t xml:space="preserve">13 </w:t>
+      </w:r>
+      <w:r>
+        <w:rPr>
+          <w:rFonts w:ascii="Times New Roman" w:hAnsi="Times New Roman" w:cs="Times New Roman"/>
+          <w:sz w:val="24"/>
+          <w:szCs w:val="24"/>
+        </w:rPr>
+        <w:t xml:space="preserve">Какие арифметические операции поддерживаются в </w:t>
+      </w:r>
+      <w:proofErr w:type="spellStart"/>
+      <w:r>
+        <w:rPr>
+          <w:rFonts w:ascii="Times New Roman" w:hAnsi="Times New Roman" w:cs="Times New Roman"/>
+          <w:sz w:val="24"/>
+          <w:szCs w:val="24"/>
+        </w:rPr>
+        <w:t>Kotlin</w:t>
+      </w:r>
+      <w:proofErr w:type="spellEnd"/>
+      <w:r>
+        <w:rPr>
+          <w:rFonts w:ascii="Times New Roman" w:hAnsi="Times New Roman" w:cs="Times New Roman"/>
+          <w:sz w:val="24"/>
+          <w:szCs w:val="24"/>
+        </w:rPr>
+        <w:t>?</w:t>
+      </w:r>
+    </w:p>
+    <w:p>
+      <w:pPr>
+        <w:spacing w:after="0"/>
+        <w:jc w:val="both"/>
+        <w:rPr>
+          <w:rFonts w:ascii="Times New Roman" w:hAnsi="Times New Roman" w:cs="Times New Roman"/>
+          <w:sz w:val="24"/>
+          <w:szCs w:val="24"/>
+        </w:rPr>
+      </w:pPr>
+    </w:p>
+    <w:p>
+      <w:pPr>
+        <w:spacing w:after="0"/>
+        <w:jc w:val="both"/>
+        <w:rPr>
+          <w:rFonts w:ascii="Times New Roman" w:hAnsi="Times New Roman" w:cs="Times New Roman"/>
+          <w:sz w:val="24"/>
+          <w:szCs w:val="24"/>
+        </w:rPr>
+      </w:pPr>
+      <w:proofErr w:type="spellStart"/>
+      <w:r>
+        <w:rPr>
+          <w:rFonts w:ascii="Times New Roman" w:hAnsi="Times New Roman" w:cs="Times New Roman"/>
+          <w:sz w:val="24"/>
+          <w:szCs w:val="24"/>
+        </w:rPr>
+        <w:t>Kotlin</w:t>
+      </w:r>
+      <w:proofErr w:type="spellEnd"/>
+      <w:r>
+        <w:rPr>
+          <w:rFonts w:ascii="Times New Roman" w:hAnsi="Times New Roman" w:cs="Times New Roman"/>
+          <w:sz w:val="24"/>
+          <w:szCs w:val="24"/>
+        </w:rPr>
+        <w:t xml:space="preserve"> поддерживает стандартные арифметические операции: сложение </w:t>
+      </w:r>
+      <w:proofErr w:type="gramStart"/>
+      <w:r>
+        <w:rPr>
+          <w:rFonts w:ascii="Times New Roman" w:hAnsi="Times New Roman" w:cs="Times New Roman"/>
+          <w:sz w:val="24"/>
+          <w:szCs w:val="24"/>
+        </w:rPr>
+        <w:t>+ ,</w:t>
+      </w:r>
+      <w:proofErr w:type="gramEnd"/>
+    </w:p>
+    <w:p>
+      <w:pPr>
+        <w:spacing w:after="0"/>
+        <w:jc w:val="both"/>
+        <w:rPr>
+          <w:rFonts w:ascii="Times New Roman" w:hAnsi="Times New Roman" w:cs="Times New Roman"/>
+          <w:sz w:val="24"/>
+          <w:szCs w:val="24"/>
+        </w:rPr>
+      </w:pPr>
+      <w:r>
+        <w:rPr>
+          <w:rFonts w:ascii="Times New Roman" w:hAnsi="Times New Roman" w:cs="Times New Roman"/>
+          <w:sz w:val="24"/>
+          <w:szCs w:val="24"/>
+        </w:rPr>
+        <w:t xml:space="preserve">вычитание </w:t>
+      </w:r>
+      <w:proofErr w:type="gramStart"/>
+      <w:r>
+        <w:rPr>
+          <w:rFonts w:ascii="Times New Roman" w:hAnsi="Times New Roman" w:cs="Times New Roman"/>
+          <w:sz w:val="24"/>
+          <w:szCs w:val="24"/>
+        </w:rPr>
+        <w:t>- ,</w:t>
+      </w:r>
+      <w:proofErr w:type="gramEnd"/>
+      <w:r>
+        <w:rPr>
+          <w:rFonts w:ascii="Times New Roman" w:hAnsi="Times New Roman" w:cs="Times New Roman"/>
+          <w:sz w:val="24"/>
+          <w:szCs w:val="24"/>
+        </w:rPr>
+        <w:t xml:space="preserve"> умножение </w:t>
+      </w:r>
+      <w:proofErr w:type="gramStart"/>
+      <w:r>
+        <w:rPr>
+          <w:rFonts w:ascii="Times New Roman" w:hAnsi="Times New Roman" w:cs="Times New Roman"/>
+          <w:sz w:val="24"/>
+          <w:szCs w:val="24"/>
+        </w:rPr>
+        <w:t>* ,</w:t>
+      </w:r>
+      <w:proofErr w:type="gramEnd"/>
+      <w:r>
+        <w:rPr>
+          <w:rFonts w:ascii="Times New Roman" w:hAnsi="Times New Roman" w:cs="Times New Roman"/>
+          <w:sz w:val="24"/>
+          <w:szCs w:val="24"/>
+        </w:rPr>
+        <w:t xml:space="preserve"> деление / и остаток от деления %</w:t>
+      </w:r>
+    </w:p>
+    <w:p>
+      <w:pPr>
+        <w:spacing w:after="0"/>
+        <w:jc w:val="both"/>
+        <w:rPr>
+          <w:rFonts w:ascii="Times New Roman" w:hAnsi="Times New Roman" w:cs="Times New Roman"/>
+          <w:sz w:val="24"/>
+          <w:szCs w:val="24"/>
+        </w:rPr>
+      </w:pPr>
+    </w:p>
+    <w:p>
+      <w:pPr>
+        <w:spacing w:after="0"/>
+        <w:jc w:val="both"/>
+        <w:rPr>
+          <w:rFonts w:ascii="Times New Roman" w:hAnsi="Times New Roman" w:cs="Times New Roman"/>
+          <w:sz w:val="24"/>
+          <w:szCs w:val="24"/>
+        </w:rPr>
+      </w:pPr>
+      <w:r>
+        <w:rPr>
+          <w:rFonts w:ascii="Times New Roman" w:hAnsi="Times New Roman" w:cs="Times New Roman"/>
+          <w:sz w:val="24"/>
+          <w:szCs w:val="24"/>
+        </w:rPr>
+        <w:t>14 Почему результат деления двух целых чисел может отличаться от ожидаемого</w:t>
+      </w:r>
+    </w:p>
+    <w:p>
+      <w:pPr>
+        <w:spacing w:after="0"/>
+        <w:jc w:val="both"/>
+        <w:rPr>
+          <w:rFonts w:ascii="Times New Roman" w:hAnsi="Times New Roman" w:cs="Times New Roman"/>
+          <w:sz w:val="24"/>
+          <w:szCs w:val="24"/>
+        </w:rPr>
+      </w:pPr>
+      <w:r>
+        <w:rPr>
+          <w:rFonts w:ascii="Times New Roman" w:hAnsi="Times New Roman" w:cs="Times New Roman"/>
+          <w:sz w:val="24"/>
+          <w:szCs w:val="24"/>
+        </w:rPr>
+        <w:t>вещественного результата?</w:t>
+      </w:r>
+    </w:p>
+    <w:p>
+      <w:pPr>
+        <w:spacing w:after="0"/>
+        <w:jc w:val="both"/>
+        <w:rPr>
+          <w:rFonts w:ascii="Times New Roman" w:hAnsi="Times New Roman" w:cs="Times New Roman"/>
+          <w:sz w:val="24"/>
+          <w:szCs w:val="24"/>
+        </w:rPr>
+      </w:pPr>
+    </w:p>
+    <w:p>
+      <w:pPr>
+        <w:spacing w:after="0"/>
+        <w:jc w:val="both"/>
+        <w:rPr>
+          <w:rFonts w:ascii="Times New Roman" w:hAnsi="Times New Roman" w:cs="Times New Roman"/>
+          <w:sz w:val="24"/>
+          <w:szCs w:val="24"/>
+        </w:rPr>
+      </w:pPr>
+      <w:r>
+        <w:rPr>
+          <w:rFonts w:ascii="Times New Roman" w:hAnsi="Times New Roman" w:cs="Times New Roman"/>
+          <w:sz w:val="24"/>
+          <w:szCs w:val="24"/>
+        </w:rPr>
+        <w:t>Так как переменные имеют разные тип.</w:t>
+      </w:r>
+    </w:p>
+    <w:p>
+      <w:pPr>
+        <w:spacing w:after="0"/>
+        <w:jc w:val="both"/>
+        <w:rPr>
+          <w:rFonts w:ascii="Times New Roman" w:hAnsi="Times New Roman" w:cs="Times New Roman"/>
+          <w:sz w:val="24"/>
+          <w:szCs w:val="24"/>
+        </w:rPr>
+      </w:pPr>
+      <w:r>
+        <w:rPr>
+          <w:rFonts w:ascii="Times New Roman" w:hAnsi="Times New Roman" w:cs="Times New Roman"/>
+          <w:sz w:val="24"/>
+          <w:szCs w:val="24"/>
+        </w:rPr>
+        <w:t xml:space="preserve">15 Для чего используется функция </w:t>
+      </w:r>
+      <w:proofErr w:type="spellStart"/>
+      <w:proofErr w:type="gramStart"/>
+      <w:r>
+        <w:rPr>
+          <w:rFonts w:ascii="Times New Roman" w:hAnsi="Times New Roman" w:cs="Times New Roman"/>
+          <w:sz w:val="24"/>
+          <w:szCs w:val="24"/>
+        </w:rPr>
+        <w:t>readln</w:t>
+      </w:r>
+      <w:proofErr w:type="spellEnd"/>
+      <w:r>
+        <w:rPr>
+          <w:rFonts w:ascii="Times New Roman" w:hAnsi="Times New Roman" w:cs="Times New Roman"/>
+          <w:sz w:val="24"/>
+          <w:szCs w:val="24"/>
+        </w:rPr>
+        <w:t>() ?</w:t>
+      </w:r>
+      <w:proofErr w:type="gramEnd"/>
+    </w:p>
+    <w:p>
+      <w:pPr>
+        <w:spacing w:after="0"/>
+        <w:jc w:val="both"/>
+        <w:rPr>
+          <w:rFonts w:ascii="Times New Roman" w:hAnsi="Times New Roman" w:cs="Times New Roman"/>
+          <w:sz w:val="24"/>
+          <w:szCs w:val="24"/>
+        </w:rPr>
+      </w:pPr>
+    </w:p>
+    <w:p>
+      <w:pPr>
+        <w:spacing w:after="0"/>
+        <w:jc w:val="both"/>
+        <w:rPr>
+          <w:rFonts w:ascii="Times New Roman" w:hAnsi="Times New Roman" w:cs="Times New Roman"/>
+          <w:sz w:val="24"/>
+          <w:szCs w:val="24"/>
+        </w:rPr>
+      </w:pPr>
+      <w:r>
+        <w:rPr>
+          <w:rFonts w:ascii="Times New Roman" w:hAnsi="Times New Roman" w:cs="Times New Roman"/>
+          <w:sz w:val="24"/>
+          <w:szCs w:val="24"/>
+        </w:rPr>
+        <w:t xml:space="preserve">В </w:t>
+      </w:r>
+      <w:proofErr w:type="spellStart"/>
+      <w:r>
+        <w:rPr>
+          <w:rFonts w:ascii="Times New Roman" w:hAnsi="Times New Roman" w:cs="Times New Roman"/>
+          <w:sz w:val="24"/>
+          <w:szCs w:val="24"/>
+        </w:rPr>
+        <w:t>Kotlin</w:t>
+      </w:r>
+      <w:proofErr w:type="spellEnd"/>
+      <w:r>
+        <w:rPr>
+          <w:rFonts w:ascii="Times New Roman" w:hAnsi="Times New Roman" w:cs="Times New Roman"/>
+          <w:sz w:val="24"/>
+          <w:szCs w:val="24"/>
+        </w:rPr>
+        <w:t xml:space="preserve"> для чтения строки с клавиатуры в консольной</w:t>
+      </w:r>
+    </w:p>
+    <w:p>
+      <w:pPr>
+        <w:spacing w:after="0"/>
+        <w:jc w:val="both"/>
+        <w:rPr>
+          <w:rFonts w:ascii="Times New Roman" w:hAnsi="Times New Roman" w:cs="Times New Roman"/>
+          <w:sz w:val="24"/>
+          <w:szCs w:val="24"/>
+        </w:rPr>
+      </w:pPr>
+      <w:r>
+        <w:rPr>
+          <w:rFonts w:ascii="Times New Roman" w:hAnsi="Times New Roman" w:cs="Times New Roman"/>
+          <w:sz w:val="24"/>
+          <w:szCs w:val="24"/>
+        </w:rPr>
+        <w:lastRenderedPageBreak/>
+        <w:t xml:space="preserve">программе можно использовать функцию </w:t>
+      </w:r>
+      <w:proofErr w:type="spellStart"/>
+      <w:proofErr w:type="gramStart"/>
+      <w:r>
+        <w:rPr>
+          <w:rFonts w:ascii="Times New Roman" w:hAnsi="Times New Roman" w:cs="Times New Roman"/>
+          <w:sz w:val="24"/>
+          <w:szCs w:val="24"/>
+        </w:rPr>
+        <w:t>readln</w:t>
+      </w:r>
+      <w:proofErr w:type="spellEnd"/>
+      <w:r>
+        <w:rPr>
+          <w:rFonts w:ascii="Times New Roman" w:hAnsi="Times New Roman" w:cs="Times New Roman"/>
+          <w:sz w:val="24"/>
+          <w:szCs w:val="24"/>
+        </w:rPr>
+        <w:t>(</w:t>
+      </w:r>
+      <w:proofErr w:type="gramEnd"/>
+      <w:r>
+        <w:rPr>
+          <w:rFonts w:ascii="Times New Roman" w:hAnsi="Times New Roman" w:cs="Times New Roman"/>
+          <w:sz w:val="24"/>
+          <w:szCs w:val="24"/>
+        </w:rPr>
+        <w:t>)</w:t>
+      </w:r>
+    </w:p>
+    <w:p>
+      <w:pPr>
+        <w:spacing w:after="0"/>
+        <w:jc w:val="both"/>
+        <w:rPr>
+          <w:rFonts w:ascii="Times New Roman" w:hAnsi="Times New Roman" w:cs="Times New Roman"/>
+          <w:sz w:val="24"/>
+          <w:szCs w:val="24"/>
+        </w:rPr>
+      </w:pPr>
+    </w:p>
+    <w:p>
+      <w:pPr>
+        <w:spacing w:after="0"/>
+        <w:jc w:val="both"/>
+        <w:rPr>
+          <w:rFonts w:ascii="Times New Roman" w:hAnsi="Times New Roman" w:cs="Times New Roman"/>
+          <w:sz w:val="24"/>
+          <w:szCs w:val="24"/>
+        </w:rPr>
+      </w:pPr>
+      <w:r>
+        <w:rPr>
+          <w:rFonts w:ascii="Times New Roman" w:hAnsi="Times New Roman" w:cs="Times New Roman"/>
+          <w:sz w:val="24"/>
+          <w:szCs w:val="24"/>
+        </w:rPr>
+        <w:t>16 Почему данные, введенные с клавиатуры, часто требуют преобразования</w:t>
+      </w:r>
+    </w:p>
+    <w:p>
+      <w:pPr>
+        <w:spacing w:after="0"/>
+        <w:jc w:val="both"/>
+        <w:rPr>
+          <w:rFonts w:ascii="Times New Roman" w:hAnsi="Times New Roman" w:cs="Times New Roman"/>
+          <w:sz w:val="24"/>
+          <w:szCs w:val="24"/>
+        </w:rPr>
+      </w:pPr>
+      <w:r>
+        <w:rPr>
+          <w:rFonts w:ascii="Times New Roman" w:hAnsi="Times New Roman" w:cs="Times New Roman"/>
+          <w:sz w:val="24"/>
+          <w:szCs w:val="24"/>
+        </w:rPr>
+        <w:t>типа?</w:t>
+      </w:r>
+    </w:p>
+    <w:p>
+      <w:pPr>
+        <w:spacing w:after="0"/>
+        <w:jc w:val="both"/>
+        <w:rPr>
+          <w:rFonts w:ascii="Times New Roman" w:hAnsi="Times New Roman" w:cs="Times New Roman"/>
+          <w:sz w:val="24"/>
+          <w:szCs w:val="24"/>
+        </w:rPr>
+      </w:pPr>
+    </w:p>
+    <w:p>
+      <w:pPr>
+        <w:spacing w:after="0"/>
+        <w:jc w:val="both"/>
+        <w:rPr>
+          <w:rFonts w:ascii="Times New Roman" w:hAnsi="Times New Roman" w:cs="Times New Roman"/>
+          <w:sz w:val="24"/>
+          <w:szCs w:val="24"/>
+        </w:rPr>
+      </w:pPr>
+      <w:r>
+        <w:rPr>
+          <w:rFonts w:ascii="Times New Roman" w:hAnsi="Times New Roman" w:cs="Times New Roman"/>
+          <w:sz w:val="24"/>
+          <w:szCs w:val="24"/>
+        </w:rPr>
+        <w:t xml:space="preserve">Поскольку </w:t>
+      </w:r>
+      <w:proofErr w:type="spellStart"/>
+      <w:proofErr w:type="gramStart"/>
+      <w:r>
+        <w:rPr>
+          <w:rFonts w:ascii="Times New Roman" w:hAnsi="Times New Roman" w:cs="Times New Roman"/>
+          <w:sz w:val="24"/>
+          <w:szCs w:val="24"/>
+        </w:rPr>
+        <w:t>readln</w:t>
+      </w:r>
+      <w:proofErr w:type="spellEnd"/>
+      <w:r>
+        <w:rPr>
+          <w:rFonts w:ascii="Times New Roman" w:hAnsi="Times New Roman" w:cs="Times New Roman"/>
+          <w:sz w:val="24"/>
+          <w:szCs w:val="24"/>
+        </w:rPr>
+        <w:t>(</w:t>
+      </w:r>
+      <w:proofErr w:type="gramEnd"/>
+      <w:r>
+        <w:rPr>
+          <w:rFonts w:ascii="Times New Roman" w:hAnsi="Times New Roman" w:cs="Times New Roman"/>
+          <w:sz w:val="24"/>
+          <w:szCs w:val="24"/>
+        </w:rPr>
+        <w:t>) возвращает строку, ввод</w:t>
+      </w:r>
+    </w:p>
+    <w:p>
+      <w:pPr>
+        <w:spacing w:after="0"/>
+        <w:jc w:val="both"/>
+        <w:rPr>
+          <w:rFonts w:ascii="Times New Roman" w:hAnsi="Times New Roman" w:cs="Times New Roman"/>
+          <w:sz w:val="24"/>
+          <w:szCs w:val="24"/>
+        </w:rPr>
+      </w:pPr>
+      <w:r>
+        <w:rPr>
+          <w:rFonts w:ascii="Times New Roman" w:hAnsi="Times New Roman" w:cs="Times New Roman"/>
+          <w:sz w:val="24"/>
+          <w:szCs w:val="24"/>
+        </w:rPr>
+        <w:t xml:space="preserve">чисел требует преобразования. </w:t>
+      </w:r>
+    </w:p>
+    <w:p>
+      <w:pPr>
+        <w:spacing w:after="0"/>
+        <w:jc w:val="both"/>
+        <w:rPr>
+          <w:rFonts w:ascii="Times New Roman" w:hAnsi="Times New Roman" w:cs="Times New Roman"/>
+          <w:sz w:val="24"/>
+          <w:szCs w:val="24"/>
+        </w:rPr>
+      </w:pPr>
+      <w:r>
+        <w:rPr>
+          <w:rFonts w:ascii="Times New Roman" w:hAnsi="Times New Roman" w:cs="Times New Roman"/>
+          <w:sz w:val="24"/>
+          <w:szCs w:val="24"/>
+        </w:rPr>
+        <w:t xml:space="preserve">17 Как преобразовать строку, введенную пользователем, в значение типа </w:t>
+      </w:r>
+      <w:proofErr w:type="gramStart"/>
+      <w:r>
+        <w:rPr>
+          <w:rFonts w:ascii="Times New Roman" w:hAnsi="Times New Roman" w:cs="Times New Roman"/>
+          <w:sz w:val="24"/>
+          <w:szCs w:val="24"/>
+        </w:rPr>
+        <w:t>Int ?</w:t>
+      </w:r>
+      <w:proofErr w:type="gramEnd"/>
+    </w:p>
+    <w:p>
+      <w:pPr>
+        <w:spacing w:after="0"/>
+        <w:jc w:val="both"/>
+        <w:rPr>
+          <w:rFonts w:ascii="Times New Roman" w:hAnsi="Times New Roman" w:cs="Times New Roman"/>
+          <w:sz w:val="24"/>
+          <w:szCs w:val="24"/>
+        </w:rPr>
+      </w:pPr>
+    </w:p>
+    <w:p>
+      <w:pPr>
+        <w:spacing w:after="0"/>
+        <w:jc w:val="both"/>
+        <w:rPr>
+          <w:rFonts w:ascii="Times New Roman" w:hAnsi="Times New Roman" w:cs="Times New Roman"/>
+          <w:sz w:val="24"/>
+          <w:szCs w:val="24"/>
+        </w:rPr>
+      </w:pPr>
+      <w:r>
+        <w:rPr>
+          <w:rFonts w:ascii="Times New Roman" w:hAnsi="Times New Roman" w:cs="Times New Roman"/>
+          <w:sz w:val="24"/>
+          <w:szCs w:val="24"/>
+        </w:rPr>
+        <w:t>В</w:t>
+      </w:r>
+      <w:r>
+        <w:rPr>
+          <w:rFonts w:ascii="Times New Roman" w:hAnsi="Times New Roman" w:cs="Times New Roman"/>
+          <w:sz w:val="24"/>
+          <w:szCs w:val="24"/>
+        </w:rPr>
+        <w:t xml:space="preserve">веденная строка преобразуется в целое число с помощью </w:t>
+      </w:r>
+      <w:proofErr w:type="spellStart"/>
+      <w:proofErr w:type="gramStart"/>
+      <w:r>
+        <w:rPr>
+          <w:rFonts w:ascii="Times New Roman" w:hAnsi="Times New Roman" w:cs="Times New Roman"/>
+          <w:sz w:val="24"/>
+          <w:szCs w:val="24"/>
+        </w:rPr>
+        <w:t>toInt</w:t>
+      </w:r>
+      <w:proofErr w:type="spellEnd"/>
+      <w:r>
+        <w:rPr>
+          <w:rFonts w:ascii="Times New Roman" w:hAnsi="Times New Roman" w:cs="Times New Roman"/>
+          <w:sz w:val="24"/>
+          <w:szCs w:val="24"/>
+        </w:rPr>
+        <w:t>(</w:t>
+      </w:r>
+      <w:proofErr w:type="gramEnd"/>
+      <w:r>
+        <w:rPr>
+          <w:rFonts w:ascii="Times New Roman" w:hAnsi="Times New Roman" w:cs="Times New Roman"/>
+          <w:sz w:val="24"/>
+          <w:szCs w:val="24"/>
+        </w:rPr>
+        <w:t>)</w:t>
+      </w:r>
+    </w:p>
+    <w:p>
+      <w:pPr>
+        <w:spacing w:after="0"/>
+        <w:jc w:val="both"/>
+        <w:rPr>
+          <w:rFonts w:ascii="Times New Roman" w:hAnsi="Times New Roman" w:cs="Times New Roman"/>
+          <w:sz w:val="24"/>
+          <w:szCs w:val="24"/>
+        </w:rPr>
+      </w:pPr>
+      <w:r>
+        <w:rPr>
+          <w:rFonts w:ascii="Times New Roman" w:hAnsi="Times New Roman" w:cs="Times New Roman"/>
+          <w:sz w:val="24"/>
+          <w:szCs w:val="24"/>
+        </w:rPr>
+        <w:t xml:space="preserve">18 Что такое строковый шаблон в </w:t>
+      </w:r>
+      <w:proofErr w:type="spellStart"/>
+      <w:r>
+        <w:rPr>
+          <w:rFonts w:ascii="Times New Roman" w:hAnsi="Times New Roman" w:cs="Times New Roman"/>
+          <w:sz w:val="24"/>
+          <w:szCs w:val="24"/>
+        </w:rPr>
+        <w:t>Kotlin</w:t>
+      </w:r>
+      <w:proofErr w:type="spellEnd"/>
+      <w:r>
+        <w:rPr>
+          <w:rFonts w:ascii="Times New Roman" w:hAnsi="Times New Roman" w:cs="Times New Roman"/>
+          <w:sz w:val="24"/>
+          <w:szCs w:val="24"/>
+        </w:rPr>
+        <w:t xml:space="preserve"> и как он используется?</w:t>
+      </w:r>
+    </w:p>
+    <w:p>
+      <w:pPr>
+        <w:spacing w:after="0"/>
+        <w:jc w:val="both"/>
+        <w:rPr>
+          <w:rFonts w:ascii="Times New Roman" w:hAnsi="Times New Roman" w:cs="Times New Roman"/>
+          <w:sz w:val="24"/>
+          <w:szCs w:val="24"/>
+        </w:rPr>
+      </w:pPr>
+    </w:p>
+    <w:p>
+      <w:pPr>
+        <w:spacing w:after="0"/>
+        <w:jc w:val="both"/>
+        <w:rPr>
+          <w:rFonts w:ascii="Times New Roman" w:hAnsi="Times New Roman" w:cs="Times New Roman"/>
+          <w:sz w:val="24"/>
+          <w:szCs w:val="24"/>
+        </w:rPr>
+      </w:pPr>
+      <w:proofErr w:type="gramStart"/>
+      <w:r>
+        <w:rPr>
+          <w:rFonts w:ascii="Times New Roman" w:hAnsi="Times New Roman" w:cs="Times New Roman"/>
+          <w:sz w:val="24"/>
+          <w:szCs w:val="24"/>
+        </w:rPr>
+        <w:t>Строковый шаблон это</w:t>
+      </w:r>
+      <w:proofErr w:type="gramEnd"/>
+      <w:r>
+        <w:rPr>
+          <w:rFonts w:ascii="Times New Roman" w:hAnsi="Times New Roman" w:cs="Times New Roman"/>
+          <w:sz w:val="24"/>
+          <w:szCs w:val="24"/>
+        </w:rPr>
+        <w:t xml:space="preserve"> вывод переменны при помощи </w:t>
+      </w:r>
+      <w:proofErr w:type="gramStart"/>
+      <w:r>
+        <w:rPr>
+          <w:rFonts w:ascii="Times New Roman" w:hAnsi="Times New Roman" w:cs="Times New Roman"/>
+          <w:sz w:val="24"/>
+          <w:szCs w:val="24"/>
+        </w:rPr>
+        <w:t>$</w:t>
+      </w:r>
+      <w:r>
+        <w:rPr>
+          <w:rFonts w:ascii="Times New Roman" w:hAnsi="Times New Roman" w:cs="Times New Roman"/>
+          <w:sz w:val="24"/>
+          <w:szCs w:val="24"/>
+        </w:rPr>
+        <w:t>.З</w:t>
+      </w:r>
+      <w:r>
+        <w:rPr>
+          <w:rFonts w:ascii="Times New Roman" w:hAnsi="Times New Roman" w:cs="Times New Roman"/>
+          <w:sz w:val="24"/>
+          <w:szCs w:val="24"/>
+        </w:rPr>
+        <w:t>начений</w:t>
+      </w:r>
+      <w:proofErr w:type="gramEnd"/>
+      <w:r>
+        <w:rPr>
+          <w:rFonts w:ascii="Times New Roman" w:hAnsi="Times New Roman" w:cs="Times New Roman"/>
+          <w:sz w:val="24"/>
+          <w:szCs w:val="24"/>
+        </w:rPr>
+        <w:t xml:space="preserve"> более аккуратно</w:t>
+      </w:r>
+      <w:r>
+        <w:rPr>
+          <w:rFonts w:ascii="Times New Roman" w:hAnsi="Times New Roman" w:cs="Times New Roman"/>
+          <w:sz w:val="24"/>
+          <w:szCs w:val="24"/>
+        </w:rPr>
+        <w:t>.</w:t>
+      </w:r>
+    </w:p>
+    <w:p>
+      <w:pPr>
+        <w:spacing w:after="0"/>
+        <w:jc w:val="both"/>
+        <w:rPr>
+          <w:rFonts w:ascii="Times New Roman" w:hAnsi="Times New Roman" w:cs="Times New Roman"/>
+          <w:sz w:val="24"/>
+          <w:szCs w:val="24"/>
+        </w:rPr>
+      </w:pPr>
+      <w:r>
+        <w:rPr>
+          <w:rFonts w:ascii="Times New Roman" w:hAnsi="Times New Roman" w:cs="Times New Roman"/>
+          <w:sz w:val="24"/>
+          <w:szCs w:val="24"/>
+        </w:rPr>
+        <w:t>19 Для чего в программе применяются комментарии?</w:t>
+      </w:r>
+    </w:p>
+    <w:p>
+      <w:pPr>
+        <w:spacing w:after="0"/>
+        <w:jc w:val="both"/>
+        <w:rPr>
+          <w:rFonts w:ascii="Times New Roman" w:hAnsi="Times New Roman" w:cs="Times New Roman"/>
+          <w:sz w:val="24"/>
+          <w:szCs w:val="24"/>
+        </w:rPr>
+      </w:pPr>
+    </w:p>
+    <w:p>
+      <w:pPr>
+        <w:spacing w:after="0"/>
+        <w:jc w:val="both"/>
+        <w:rPr>
+          <w:rFonts w:ascii="Times New Roman" w:hAnsi="Times New Roman" w:cs="Times New Roman"/>
+          <w:sz w:val="24"/>
+          <w:szCs w:val="24"/>
+        </w:rPr>
+      </w:pPr>
+      <w:r>
+        <w:rPr>
+          <w:rFonts w:ascii="Times New Roman" w:hAnsi="Times New Roman" w:cs="Times New Roman"/>
+          <w:sz w:val="24"/>
+          <w:szCs w:val="24"/>
+        </w:rPr>
+        <w:t xml:space="preserve">Комментарии в </w:t>
+      </w:r>
+      <w:proofErr w:type="spellStart"/>
+      <w:r>
+        <w:rPr>
+          <w:rFonts w:ascii="Times New Roman" w:hAnsi="Times New Roman" w:cs="Times New Roman"/>
+          <w:sz w:val="24"/>
+          <w:szCs w:val="24"/>
+        </w:rPr>
+        <w:t>Kotlin</w:t>
+      </w:r>
+      <w:proofErr w:type="spellEnd"/>
+      <w:r>
+        <w:rPr>
+          <w:rFonts w:ascii="Times New Roman" w:hAnsi="Times New Roman" w:cs="Times New Roman"/>
+          <w:sz w:val="24"/>
+          <w:szCs w:val="24"/>
+        </w:rPr>
+        <w:t xml:space="preserve"> позволяют добавлять в программу пояснения, которые</w:t>
+      </w:r>
+    </w:p>
+    <w:p>
+      <w:pPr>
+        <w:spacing w:after="0"/>
+        <w:jc w:val="both"/>
+        <w:rPr>
+          <w:rFonts w:ascii="Times New Roman" w:hAnsi="Times New Roman" w:cs="Times New Roman"/>
+          <w:sz w:val="24"/>
+          <w:szCs w:val="24"/>
+        </w:rPr>
+      </w:pPr>
+      <w:r>
+        <w:rPr>
+          <w:rFonts w:ascii="Times New Roman" w:hAnsi="Times New Roman" w:cs="Times New Roman"/>
+          <w:sz w:val="24"/>
+          <w:szCs w:val="24"/>
+        </w:rPr>
+        <w:t>игнорируются компилятором и не участвуют в выполнении кода.</w:t>
+      </w:r>
+    </w:p>
+    <w:p>
+      <w:pPr>
+        <w:spacing w:after="0"/>
+        <w:jc w:val="both"/>
+        <w:rPr>
+          <w:rFonts w:ascii="Times New Roman" w:hAnsi="Times New Roman" w:cs="Times New Roman"/>
+          <w:sz w:val="24"/>
+          <w:szCs w:val="24"/>
+        </w:rPr>
+      </w:pPr>
+      <w:r>
+        <w:rPr>
+          <w:rFonts w:ascii="Times New Roman" w:hAnsi="Times New Roman" w:cs="Times New Roman"/>
+          <w:sz w:val="24"/>
+          <w:szCs w:val="24"/>
+        </w:rPr>
+        <w:t>20 Почему форматирование кода считается важной частью разработки программ?</w:t>
+      </w:r>
+    </w:p>
+    <w:p>
+      <w:pPr>
+        <w:spacing w:after="0"/>
+        <w:jc w:val="both"/>
+        <w:rPr>
+          <w:rFonts w:ascii="Times New Roman" w:hAnsi="Times New Roman" w:cs="Times New Roman"/>
+          <w:sz w:val="24"/>
+          <w:szCs w:val="24"/>
+        </w:rPr>
+      </w:pPr>
+    </w:p>
+    <w:p>
+      <w:pPr>
+        <w:spacing w:after="0"/>
+        <w:jc w:val="both"/>
+        <w:rPr>
+          <w:rFonts w:ascii="Times New Roman" w:hAnsi="Times New Roman" w:cs="Times New Roman"/>
+          <w:sz w:val="24"/>
+          <w:szCs w:val="24"/>
+        </w:rPr>
+      </w:pPr>
+      <w:r>
+        <w:rPr>
+          <w:rFonts w:ascii="Times New Roman" w:hAnsi="Times New Roman" w:cs="Times New Roman"/>
+          <w:sz w:val="24"/>
+          <w:szCs w:val="24"/>
+        </w:rPr>
+        <w:t>Форматирование кода определяет его внешний вид. Хотя на работу программы</w:t>
+      </w:r>
+    </w:p>
+    <w:p>
+      <w:pPr>
+        <w:spacing w:after="0"/>
+        <w:jc w:val="both"/>
+        <w:rPr>
+          <w:rFonts w:ascii="Times New Roman" w:hAnsi="Times New Roman" w:cs="Times New Roman"/>
+          <w:sz w:val="24"/>
+          <w:szCs w:val="24"/>
+        </w:rPr>
+      </w:pPr>
+      <w:r>
+        <w:rPr>
+          <w:rFonts w:ascii="Times New Roman" w:hAnsi="Times New Roman" w:cs="Times New Roman"/>
+          <w:sz w:val="24"/>
+          <w:szCs w:val="24"/>
+        </w:rPr>
+        <w:t>оно обычно не влияет, правильное оформление делает код читаемым и облегчает</w:t>
+      </w:r>
+    </w:p>
+    <w:p>
+      <w:pPr>
+        <w:spacing w:after="0"/>
+        <w:jc w:val="both"/>
+        <w:rPr>
+          <w:rFonts w:ascii="Times New Roman" w:hAnsi="Times New Roman" w:cs="Times New Roman"/>
+          <w:sz w:val="24"/>
+          <w:szCs w:val="24"/>
+        </w:rPr>
+      </w:pPr>
+      <w:r>
+        <w:rPr>
+          <w:rFonts w:ascii="Times New Roman" w:hAnsi="Times New Roman" w:cs="Times New Roman"/>
+          <w:sz w:val="24"/>
+          <w:szCs w:val="24"/>
+        </w:rPr>
+        <w:t xml:space="preserve">поиск ошибок. В </w:t>
+      </w:r>
+      <w:proofErr w:type="spellStart"/>
+      <w:r>
+        <w:rPr>
+          <w:rFonts w:ascii="Times New Roman" w:hAnsi="Times New Roman" w:cs="Times New Roman"/>
+          <w:sz w:val="24"/>
+          <w:szCs w:val="24"/>
+        </w:rPr>
+        <w:t>Kotlin</w:t>
+      </w:r>
+      <w:proofErr w:type="spellEnd"/>
+      <w:r>
+        <w:rPr>
+          <w:rFonts w:ascii="Times New Roman" w:hAnsi="Times New Roman" w:cs="Times New Roman"/>
+          <w:sz w:val="24"/>
+          <w:szCs w:val="24"/>
+        </w:rPr>
+        <w:t xml:space="preserve"> принято использовать отступы для содержимого функций,</w:t>
+      </w:r>
+    </w:p>
+    <w:p>
+      <w:pPr>
+        <w:spacing w:after="0"/>
+        <w:jc w:val="both"/>
+        <w:rPr>
+          <w:rFonts w:ascii="Times New Roman" w:hAnsi="Times New Roman" w:cs="Times New Roman"/>
+          <w:sz w:val="24"/>
+          <w:szCs w:val="24"/>
+        </w:rPr>
+      </w:pPr>
+      <w:r>
+        <w:rPr>
+          <w:rFonts w:ascii="Times New Roman" w:hAnsi="Times New Roman" w:cs="Times New Roman"/>
+          <w:sz w:val="24"/>
+          <w:szCs w:val="24"/>
+        </w:rPr>
+        <w:t>пробелы вокруг операторов и аккуратное расположение строк.</w:t>
+      </w:r>
+    </w:p>
+    <w:p>
+      <w:pPr>
+        <w:spacing w:after="0"/>
+        <w:jc w:val="both"/>
+        <w:rPr>
+          <w:rFonts w:ascii="Times New Roman" w:hAnsi="Times New Roman" w:cs="Times New Roman"/>
+          <w:sz w:val="24"/>
+          <w:szCs w:val="24"/>
+        </w:rPr>
       </w:pPr>
     </w:p>
     <w:sectPr>
@@ -556,6 +3213,100 @@
     </w:sectPr>
   </w:body>
 </w:document>
+</file>
+
+<file path=word/numbering.xml><?xml version="1.0" encoding="utf-8"?>
+<w:numbering xmlns:wpc="http://schemas.microsoft.com/office/word/2010/wordprocessingCanvas" xmlns:cx="http://schemas.microsoft.com/office/drawing/2014/chartex" xmlns:cx1="http://schemas.microsoft.com/office/drawing/2015/9/8/chartex" xmlns:cx2="http://schemas.microsoft.com/office/drawing/2015/10/21/chartex" xmlns:cx3="http://schemas.microsoft.com/office/drawing/2016/5/9/chartex" xmlns:cx4="http://schemas.microsoft.com/office/drawing/2016/5/10/chartex" xmlns:cx5="http://schemas.microsoft.com/office/drawing/2016/5/11/chartex" xmlns:cx6="http://schemas.microsoft.com/office/drawing/2016/5/12/chartex" xmlns:cx7="http://schemas.microsoft.com/office/drawing/2016/5/13/chartex" xmlns:cx8="http://schemas.microsoft.com/office/drawing/2016/5/14/chartex" xmlns:mc="http://schemas.openxmlformats.org/markup-compatibility/2006" xmlns:aink="http://schemas.microsoft.com/office/drawing/2016/ink" xmlns:am3d="http://schemas.microsoft.com/office/drawing/2017/model3d" xmlns:o="urn:schemas-microsoft-com:office:office" xmlns:oel="http://schemas.microsoft.com/office/2019/extlst" xmlns:r="http://schemas.openxmlformats.org/officeDocument/2006/relationships" xmlns:m="http://schemas.openxmlformats.org/officeDocument/2006/math" xmlns:v="urn:schemas-microsoft-com:vml" xmlns:wp14="http://schemas.microsoft.com/office/word/2010/wordprocessingDrawing" xmlns:wp="http://schemas.openxmlformats.org/drawingml/2006/wordprocessingDrawing" xmlns:w10="urn:schemas-microsoft-com:office:word" xmlns:w="http://schemas.openxmlformats.org/wordprocessingml/2006/main" xmlns:w14="http://schemas.microsoft.com/office/word/2010/wordml" xmlns:w15="http://schemas.microsoft.com/office/word/2012/wordml" xmlns:w16cex="http://schemas.microsoft.com/office/word/2018/wordml/cex" xmlns:w16cid="http://schemas.microsoft.com/office/word/2016/wordml/cid" xmlns:w16="http://schemas.microsoft.com/office/word/2018/wordml" xmlns:w16du="http://schemas.microsoft.com/office/word/2023/wordml/word16du" xmlns:w16sdtdh="http://schemas.microsoft.com/office/word/2020/wordml/sdtdatahash" xmlns:w16sdtfl="http://schemas.microsoft.com/office/word/2024/wordml/sdtformatlock" xmlns:w16se="http://schemas.microsoft.com/office/word/2015/wordml/symex" xmlns:wpg="http://schemas.microsoft.com/office/word/2010/wordprocessingGroup" xmlns:wpi="http://schemas.microsoft.com/office/word/2010/wordprocessingInk" xmlns:wne="http://schemas.microsoft.com/office/word/2006/wordml" xmlns:wps="http://schemas.microsoft.com/office/word/2010/wordprocessingShape" mc:Ignorable="w14 w15 w16se w16cid w16 w16cex w16sdtdh w16sdtfl w16du wp14">
+  <w:abstractNum w:abstractNumId="0" w15:restartNumberingAfterBreak="0">
+    <w:nsid w:val="0DCD3644"/>
+    <w:multiLevelType w:val="hybridMultilevel"/>
+    <w:tmpl w:val="2A544BE6"/>
+    <w:lvl w:ilvl="0" w:tplc="0419000F">
+      <w:start w:val="1"/>
+      <w:numFmt w:val="decimal"/>
+      <w:lvlText w:val="%1."/>
+      <w:lvlJc w:val="left"/>
+      <w:pPr>
+        <w:ind w:left="720" w:hanging="360"/>
+      </w:pPr>
+    </w:lvl>
+    <w:lvl w:ilvl="1" w:tplc="04190019" w:tentative="1">
+      <w:start w:val="1"/>
+      <w:numFmt w:val="lowerLetter"/>
+      <w:lvlText w:val="%2."/>
+      <w:lvlJc w:val="left"/>
+      <w:pPr>
+        <w:ind w:left="1440" w:hanging="360"/>
+      </w:pPr>
+    </w:lvl>
+    <w:lvl w:ilvl="2" w:tplc="0419001B" w:tentative="1">
+      <w:start w:val="1"/>
+      <w:numFmt w:val="lowerRoman"/>
+      <w:lvlText w:val="%3."/>
+      <w:lvlJc w:val="right"/>
+      <w:pPr>
+        <w:ind w:left="2160" w:hanging="180"/>
+      </w:pPr>
+    </w:lvl>
+    <w:lvl w:ilvl="3" w:tplc="0419000F" w:tentative="1">
+      <w:start w:val="1"/>
+      <w:numFmt w:val="decimal"/>
+      <w:lvlText w:val="%4."/>
+      <w:lvlJc w:val="left"/>
+      <w:pPr>
+        <w:ind w:left="2880" w:hanging="360"/>
+      </w:pPr>
+    </w:lvl>
+    <w:lvl w:ilvl="4" w:tplc="04190019" w:tentative="1">
+      <w:start w:val="1"/>
+      <w:numFmt w:val="lowerLetter"/>
+      <w:lvlText w:val="%5."/>
+      <w:lvlJc w:val="left"/>
+      <w:pPr>
+        <w:ind w:left="3600" w:hanging="360"/>
+      </w:pPr>
+    </w:lvl>
+    <w:lvl w:ilvl="5" w:tplc="0419001B" w:tentative="1">
+      <w:start w:val="1"/>
+      <w:numFmt w:val="lowerRoman"/>
+      <w:lvlText w:val="%6."/>
+      <w:lvlJc w:val="right"/>
+      <w:pPr>
+        <w:ind w:left="4320" w:hanging="180"/>
+      </w:pPr>
+    </w:lvl>
+    <w:lvl w:ilvl="6" w:tplc="0419000F" w:tentative="1">
+      <w:start w:val="1"/>
+      <w:numFmt w:val="decimal"/>
+      <w:lvlText w:val="%7."/>
+      <w:lvlJc w:val="left"/>
+      <w:pPr>
+        <w:ind w:left="5040" w:hanging="360"/>
+      </w:pPr>
+    </w:lvl>
+    <w:lvl w:ilvl="7" w:tplc="04190019" w:tentative="1">
+      <w:start w:val="1"/>
+      <w:numFmt w:val="lowerLetter"/>
+      <w:lvlText w:val="%8."/>
+      <w:lvlJc w:val="left"/>
+      <w:pPr>
+        <w:ind w:left="5760" w:hanging="360"/>
+      </w:pPr>
+    </w:lvl>
+    <w:lvl w:ilvl="8" w:tplc="0419001B" w:tentative="1">
+      <w:start w:val="1"/>
+      <w:numFmt w:val="lowerRoman"/>
+      <w:lvlText w:val="%9."/>
+      <w:lvlJc w:val="right"/>
+      <w:pPr>
+        <w:ind w:left="6480" w:hanging="180"/>
+      </w:pPr>
+    </w:lvl>
+  </w:abstractNum>
+  <w:num w:numId="1" w16cid:durableId="1715882182">
+    <w:abstractNumId w:val="0"/>
+  </w:num>
+</w:numbering>
 </file>
 
 <file path=word/styles.xml><?xml version="1.0" encoding="utf-8"?>
@@ -1771,4 +4522,16 @@
     </a:ext>
   </a:extLst>
 </a:theme>
+</file>
+
+<file path=customXml/item1.xml><?xml version="1.0" encoding="utf-8"?>
+<b:Sources xmlns:b="http://schemas.openxmlformats.org/officeDocument/2006/bibliography" xmlns="http://schemas.openxmlformats.org/officeDocument/2006/bibliography" SelectedStyle="\APASixthEditionOfficeOnline.xsl" StyleName="APA" Version="6"/>
+</file>
+
+<file path=customXml/itemProps1.xml><?xml version="1.0" encoding="utf-8"?>
+<ds:datastoreItem xmlns:ds="http://schemas.openxmlformats.org/officeDocument/2006/customXml" ds:itemID="{53C2C07D-16A8-4E74-9A67-7E8F262C44DC}">
+  <ds:schemaRefs>
+    <ds:schemaRef ds:uri="http://schemas.openxmlformats.org/officeDocument/2006/bibliography"/>
+  </ds:schemaRefs>
+</ds:datastoreItem>
 </file>